--- a/analise-ed/copy/VSL_SodaFil_02_Emotional.docx
+++ b/analise-ed/copy/VSL_SodaFil_02_Emotional.docx
@@ -2,13 +2,13 @@
 <file path=word/document.xml><?xml version="1.0" encoding="utf-8"?>
 <w:document xmlns:w="http://schemas.openxmlformats.org/wordprocessingml/2006/main" xmlns:m="http://schemas.openxmlformats.org/officeDocument/2006/math" xmlns:r="http://schemas.openxmlformats.org/officeDocument/2006/relationships" xmlns:o="urn:schemas-microsoft-com:office:office" xmlns:v="urn:schemas-microsoft-com:vml" xmlns:w10="urn:schemas-microsoft-com:office:word" xmlns:a="http://schemas.openxmlformats.org/drawingml/2006/main" xmlns:pic="http://schemas.openxmlformats.org/drawingml/2006/picture" xmlns:wp="http://schemas.openxmlformats.org/drawingml/2006/wordprocessingDrawing">
   <w:body>
-    <w:bookmarkStart w:id="23" w:name="X71da10ff76ee05d949f600405b898ca4e3bc476"/>
+    <w:bookmarkStart w:id="23" w:name="X926ce10ce696a2b0a51bbd5b3407f947f5922ed"/>
     <w:p>
       <w:pPr>
         <w:pStyle w:val="Heading1"/>
       </w:pPr>
       <w:r>
-        <w:t xml:space="preserve">VSL SodaFil — BLOCO 2: EMOTIONAL STORY (v1, 12/10/2026)</w:t>
+        <w:t xml:space="preserve">VSL SodaFil — BLOCO 2: EMOTIONAL STORY (v2, 12/10/2026)</w:t>
       </w:r>
     </w:p>
     <w:p>
@@ -20,49 +20,55 @@
           <w:bCs/>
           <w:b/>
         </w:rPr>
-        <w:t xml:space="preserve">Bloco modelado:</w:t>
-      </w:r>
-      <w:r>
-        <w:t xml:space="preserve"> </w:t>
-      </w:r>
-      <w:r>
-        <w:t xml:space="preserve">SODA HORSE, blocos 5, 6 e 7 (9:36 → 15:29): depoimento do Kevin (</w:t>
-      </w:r>
-      <w:r>
-        <w:t xml:space="preserve">“</w:t>
-      </w:r>
-      <w:r>
-        <w:t xml:space="preserve">Kevin, você me ligou</w:t>
-      </w:r>
-      <w:r>
-        <w:t xml:space="preserve">”</w:t>
-      </w:r>
-      <w:r>
-        <w:t xml:space="preserve">) → depoimento da Christine (</w:t>
-      </w:r>
-      <w:r>
-        <w:t xml:space="preserve">“</w:t>
-      </w:r>
-      <w:r>
-        <w:t xml:space="preserve">toda história tem dois lados</w:t>
-      </w:r>
-      <w:r>
-        <w:t xml:space="preserve">”</w:t>
-      </w:r>
-      <w:r>
-        <w:t xml:space="preserve">) → o rancho e a suspeita do tamanho (</w:t>
-      </w:r>
-      <w:r>
-        <w:t xml:space="preserve">“</w:t>
-      </w:r>
-      <w:r>
-        <w:t xml:space="preserve">saí daquele rancho com duas perguntas</w:t>
-      </w:r>
-      <w:r>
-        <w:t xml:space="preserve">”</w:t>
-      </w:r>
-      <w:r>
-        <w:t xml:space="preserve">). Parágrafo a parágrafo, mesma ordem, mesma função.</w:t>
+        <w:t xml:space="preserve">Mudança da v2 (ordem do Marcos):</w:t>
+      </w:r>
+      <w:r>
+        <w:t xml:space="preserve"> </w:t>
+      </w:r>
+      <w:r>
+        <w:t xml:space="preserve">a fala do Mike reescrita na voz do Mike (guia em</w:t>
+      </w:r>
+      <w:r>
+        <w:t xml:space="preserve"> </w:t>
+      </w:r>
+      <w:r>
+        <w:rPr>
+          <w:rStyle w:val="VerbatimChar"/>
+        </w:rPr>
+        <w:t xml:space="preserve">referencias/Voz_Tyson_e_Kiki.md</w:t>
+      </w:r>
+      <w:r>
+        <w:t xml:space="preserve">): curta, de rua, com palavrão como pontuação,</w:t>
+      </w:r>
+      <w:r>
+        <w:t xml:space="preserve"> </w:t>
+      </w:r>
+      <w:r>
+        <w:t xml:space="preserve">“</w:t>
+      </w:r>
+      <w:r>
+        <w:t xml:space="preserve">listen</w:t>
+      </w:r>
+      <w:r>
+        <w:t xml:space="preserve">”</w:t>
+      </w:r>
+      <w:r>
+        <w:t xml:space="preserve">,</w:t>
+      </w:r>
+      <w:r>
+        <w:t xml:space="preserve"> </w:t>
+      </w:r>
+      <w:r>
+        <w:t xml:space="preserve">“</w:t>
+      </w:r>
+      <w:r>
+        <w:t xml:space="preserve">you know what I’m saying</w:t>
+      </w:r>
+      <w:r>
+        <w:t xml:space="preserve">”</w:t>
+      </w:r>
+      <w:r>
+        <w:t xml:space="preserve">, dupla negativa, humor em cima da própria dor, terceira pessoa quando é sobre o mito. Conversa entre dois amigos, não depoimento. Em cima disso, a</w:t>
       </w:r>
       <w:r>
         <w:t xml:space="preserve"> </w:t>
@@ -72,47 +78,46 @@
           <w:bCs/>
           <w:b/>
         </w:rPr>
-        <w:t xml:space="preserve">Conteúdo:</w:t>
-      </w:r>
-      <w:r>
-        <w:t xml:space="preserve"> </w:t>
-      </w:r>
-      <w:r>
-        <w:t xml:space="preserve">Emotional v3 do brief 04 (traição consumada com reconquista; esposa sem nome e sem rosto; o peão como rival; câmera porque a segurança do Mike instala câmera em toda casa onde ele fica; Arlington e o jantar do</w:t>
-      </w:r>
-      <w:r>
-        <w:t xml:space="preserve"> </w:t>
-      </w:r>
-      <w:r>
-        <w:t xml:space="preserve">“</w:t>
-      </w:r>
-      <w:r>
-        <w:t xml:space="preserve">décimo round</w:t>
-      </w:r>
-      <w:r>
-        <w:t xml:space="preserve">”</w:t>
-      </w:r>
-      <w:r>
-        <w:t xml:space="preserve"> </w:t>
-      </w:r>
-      <w:r>
-        <w:t xml:space="preserve">dentro do depoimento do Mike). A reconquista NÃO aparece aqui: fica para o build-up, como na Soda Horse.</w:t>
-      </w:r>
-      <w:r>
-        <w:t xml:space="preserve"> </w:t>
-      </w:r>
-      <w:r>
-        <w:rPr>
-          <w:bCs/>
-          <w:b/>
-        </w:rPr>
-        <w:t xml:space="preserve">Estilo:</w:t>
-      </w:r>
-      <w:r>
-        <w:t xml:space="preserve"> </w:t>
-      </w:r>
-      <w:r>
-        <w:t xml:space="preserve">o da Soda Horse. Homem com homem. Palavra crua.</w:t>
+        <w:t xml:space="preserve">VOC do prospect</w:t>
+      </w:r>
+      <w:r>
+        <w:t xml:space="preserve"> </w:t>
+      </w:r>
+      <w:r>
+        <w:t xml:space="preserve">(os pensamentos, as desculpas, os medos, as feridas) entra pela boca do Mike para o cara em casa pensar</w:t>
+      </w:r>
+      <w:r>
+        <w:t xml:space="preserve"> </w:t>
+      </w:r>
+      <w:r>
+        <w:t xml:space="preserve">“</w:t>
+      </w:r>
+      <w:r>
+        <w:t xml:space="preserve">porra, eu sei como é isso</w:t>
+      </w:r>
+      <w:r>
+        <w:t xml:space="preserve">”</w:t>
+      </w:r>
+      <w:r>
+        <w:t xml:space="preserve"> </w:t>
+      </w:r>
+      <w:r>
+        <w:t xml:space="preserve">e</w:t>
+      </w:r>
+      <w:r>
+        <w:t xml:space="preserve"> </w:t>
+      </w:r>
+      <w:r>
+        <w:t xml:space="preserve">“</w:t>
+      </w:r>
+      <w:r>
+        <w:t xml:space="preserve">é isso mesmo, cara</w:t>
+      </w:r>
+      <w:r>
+        <w:t xml:space="preserve">”</w:t>
+      </w:r>
+      <w:r>
+        <w:t xml:space="preserve">. A esposa fala o mesmo idioma, mais contida. A estrutura da Soda Horse (blocos 5, 6 e 7) continua a mesma, parágrafo a parágrafo.</w:t>
       </w:r>
       <w:r>
         <w:t xml:space="preserve"> </w:t>
@@ -156,7 +161,7 @@
         <w:t xml:space="preserve"> </w:t>
       </w:r>
       <w:r>
-        <w:t xml:space="preserve">5 min 30 s a 6 min (o trecho modelado tem 5 min 53 s).</w:t>
+        <w:t xml:space="preserve">6 min a 6 min 20 s.</w:t>
       </w:r>
       <w:r>
         <w:t xml:space="preserve"> </w:t>
@@ -224,15 +229,31 @@
         <w:t xml:space="preserve"> </w:t>
       </w:r>
       <w:r>
-        <w:t xml:space="preserve">You’ve heard everything, Andrew. Every man on your show tells you the thing he never told anybody. But this one, I never told anybody. I got to 58 years old being Mike Tyson. I was the youngest champion in history. I had the whole world scared of me. I had women I never met in my life dreaming about me from the other side of the TV. And still, at six in the morning, three weeks after the biggest night of my life, I called my friend almost crying to tell him my dick hadn’t gotten hard in two years.</w:t>
-      </w:r>
-    </w:p>
-    <w:p>
-      <w:pPr>
-        <w:pStyle w:val="BodyText"/>
-      </w:pPr>
-      <w:r>
-        <w:t xml:space="preserve">Let me tell you how a man gets to that point. It didn’t fall apart all at once. It started with her back. About two years ago, my wife started turning her back on me. And at first it was just a look.</w:t>
+        <w:t xml:space="preserve">Listen. You heard everything, Andrew. Every dude that sits in your chair tells you the shit he never told nobody. But this one? I never told nobody. Not my boys. Not my pastor. Nobody.</w:t>
+      </w:r>
+    </w:p>
+    <w:p>
+      <w:pPr>
+        <w:pStyle w:val="BodyText"/>
+      </w:pPr>
+      <w:r>
+        <w:t xml:space="preserve">I got to 58 being Mike Tyson. Youngest champion ever. The whole world scared of me. Women I never met in my life dreaming about me from the other side of the TV. And still, six in the morning, three weeks after the biggest night of my life, I’m calling my friend damn near crying to tell him my dick don’t work. Two years, man. Two years.</w:t>
+      </w:r>
+    </w:p>
+    <w:p>
+      <w:pPr>
+        <w:pStyle w:val="BodyText"/>
+      </w:pPr>
+      <w:r>
+        <w:t xml:space="preserve">Let me tell you how a man gets there. ’Cause it don’t fall apart all at once. It’s like a line on your face. You don’t wake up with it. It started ten years ago and you just ain’t seen it yet.</w:t>
+      </w:r>
+    </w:p>
+    <w:p>
+      <w:pPr>
+        <w:pStyle w:val="BodyText"/>
+      </w:pPr>
+      <w:r>
+        <w:t xml:space="preserve">It started with her back. About two years ago my wife started turning her back on me. And at first it was just a look.</w:t>
       </w:r>
     </w:p>
     <w:p>
@@ -268,15 +289,49 @@
         <w:t xml:space="preserve"> </w:t>
       </w:r>
       <w:r>
-        <w:t xml:space="preserve">I’d come out of the shower, towel open, and she was already turned the other way, on her phone. I’d get into bed, and she’d pull the sheet up to her shoulder with the calm of a woman who’d already rehearsed the excuse. Not tonight, Mike. I’m wiped out.</w:t>
-      </w:r>
-    </w:p>
-    <w:p>
-      <w:pPr>
-        <w:pStyle w:val="BodyText"/>
-      </w:pPr>
-      <w:r>
-        <w:t xml:space="preserve">And I’d turn the other way and swallow it. But I’d lie there awake in the dark, listening to her breathing slow down, remembering that this same woman, once, screamed my name in that bed. And it’s not like I didn’t give everything, Andrew. I was there. I gave up the road. I gave up the night. I came home. I built a life so nobody in that house would ever want for anything. Ever. The most feared man in America. And in the end, I was more afraid of touching my own wife than of any man I ever stood across from in a ring.</w:t>
+        <w:t xml:space="preserve">A look, man. I come out the shower, towel open, and she already turned the other way. On her phone. I get in the bed, and she pull the sheet up to her shoulder, real calm, like she rehearsed it.</w:t>
+      </w:r>
+      <w:r>
+        <w:t xml:space="preserve"> </w:t>
+      </w:r>
+      <w:r>
+        <w:t xml:space="preserve">“</w:t>
+      </w:r>
+      <w:r>
+        <w:t xml:space="preserve">Not tonight, Mike. I’m tired.</w:t>
+      </w:r>
+      <w:r>
+        <w:t xml:space="preserve">”</w:t>
+      </w:r>
+      <w:r>
+        <w:t xml:space="preserve"> </w:t>
+      </w:r>
+      <w:r>
+        <w:t xml:space="preserve">You know that voice? Every married man knows that voice.</w:t>
+      </w:r>
+    </w:p>
+    <w:p>
+      <w:pPr>
+        <w:pStyle w:val="BodyText"/>
+      </w:pPr>
+      <w:r>
+        <w:t xml:space="preserve">And I turn the other way and I swallow it. But I’m laying there in the dark, wide awake, listening to her breathing slow down. And I’m doing math in my head. When was the last time? When was the last time she grabbed me? And I’m thinking, this same woman, right here, used to scream my name in this bed. Scream it. And now she’s tired.</w:t>
+      </w:r>
+    </w:p>
+    <w:p>
+      <w:pPr>
+        <w:pStyle w:val="BodyText"/>
+      </w:pPr>
+      <w:r>
+        <w:t xml:space="preserve">And I’m gonna be honest with you, bro. I did everything right. I quit the road. I quit the drinking, nine years sober. I came home. I built it so nobody in that house ever wants for nothing. Ever. The most feared man on the planet. And I’m laying there more scared of touching my own wife than I ever was of any man I stood across from. You know what I’m saying? I’d rather take a punch. A punch I know what to do with.</w:t>
+      </w:r>
+    </w:p>
+    <w:p>
+      <w:pPr>
+        <w:pStyle w:val="BodyText"/>
+      </w:pPr>
+      <w:r>
+        <w:t xml:space="preserve">And here’s the fucked up part. You start blaming everything else. The training. My knee. I’m tired. I’m old. I had two beers. And you start volunteering for the late nights so you ain’t got to try. You pray she’s asleep before you get upstairs. You, Mike Tyson, praying your wife is asleep. And then you look down at your own dick like it belongs to somebody else. Like it’s some stranger that showed up in your pants and won’t leave.</w:t>
       </w:r>
     </w:p>
     <w:p>
@@ -292,15 +347,38 @@
         <w:pStyle w:val="BodyText"/>
       </w:pPr>
       <w:r>
-        <w:t xml:space="preserve">September of 2024. Eight weeks before Arlington. We set up on a Longhorn ranch outside of town. The old man who owns it gave us the main house. My wife came with me, to take care of me, she said. And the first Saturday, at the barbecue, there’s this ranch hand. Thirty years old. Rides bulls. Hands like a shovel. He’s at my table. Laughing at my jokes. Drinking my beer. Fixing the shower upstairs while I’m getting punched in the face for six hours a day. And she’s laughing at something he said in a way I hadn’t heard her laugh in two years. I noticed. I’m Mike Tyson. I notice everything. And I did nothing.</w:t>
-      </w:r>
-    </w:p>
-    <w:p>
-      <w:pPr>
-        <w:pStyle w:val="BodyText"/>
-      </w:pPr>
-      <w:r>
-        <w:t xml:space="preserve">Then it got worse. Her phone face down on the table. Her going out to</w:t>
+        <w:t xml:space="preserve">September. Eight weeks before Arlington. We set up on a Longhorn ranch outside of town. The old man that owns it, good dude, gave us the big house. My wife came with me. To take care of me, she said. And first Saturday, barbecue, here come this ranch hand. Thirty years old. Rides bulls. Hands like a damn shovel. He’s at my table. Laughing at my jokes. Drinking my beer. Fixing the shower upstairs while I’m getting punched in the face six hours a day. And she laughing at some dumb shit he said in a way I ain’t heard her laugh in two years.</w:t>
+      </w:r>
+    </w:p>
+    <w:p>
+      <w:pPr>
+        <w:pStyle w:val="BodyText"/>
+      </w:pPr>
+      <w:r>
+        <w:t xml:space="preserve">I saw it. I’m Mike Tyson. I see everything. And I did nothing. ’Cause what am I gonna say?</w:t>
+      </w:r>
+      <w:r>
+        <w:t xml:space="preserve"> </w:t>
+      </w:r>
+      <w:r>
+        <w:t xml:space="preserve">“</w:t>
+      </w:r>
+      <w:r>
+        <w:t xml:space="preserve">Don’t laugh</w:t>
+      </w:r>
+      <w:r>
+        <w:t xml:space="preserve">”</w:t>
+      </w:r>
+      <w:r>
+        <w:t xml:space="preserve">? With what I got going on downstairs? I ain’t got no leverage, bro. A man with a dead dick ain’t got no leverage in his own house. That’s real talk.</w:t>
+      </w:r>
+    </w:p>
+    <w:p>
+      <w:pPr>
+        <w:pStyle w:val="BodyText"/>
+      </w:pPr>
+      <w:r>
+        <w:t xml:space="preserve">Then it got worse. Her phone face down on the table. Her going to</w:t>
       </w:r>
       <w:r>
         <w:t xml:space="preserve"> </w:t>
@@ -318,15 +396,15 @@
         <w:t xml:space="preserve"> </w:t>
       </w:r>
       <w:r>
-        <w:t xml:space="preserve">every afternoon I had sparring. A smell in my truck that wasn’t mine and wasn’t hers. The house lost its color. It felt like a hotel room.</w:t>
-      </w:r>
-    </w:p>
-    <w:p>
-      <w:pPr>
-        <w:pStyle w:val="BodyText"/>
-      </w:pPr>
-      <w:r>
-        <w:t xml:space="preserve">And I did the most pathetic thing a man can do. My security puts cameras in every house I stay in. Every room. I had never once opened the app. One afternoon they cut my session short, and I sat in the truck and opened it. I was looking for proof she was cheating. What that camera gave me was so much worse.</w:t>
+        <w:t xml:space="preserve">every afternoon I got sparring. A smell in my truck that ain’t mine and ain’t hers. The house lost its color, man. Felt like a hotel room. I’m the guest.</w:t>
+      </w:r>
+    </w:p>
+    <w:p>
+      <w:pPr>
+        <w:pStyle w:val="BodyText"/>
+      </w:pPr>
+      <w:r>
+        <w:t xml:space="preserve">And I did the most pathetic thing a man can do. My security puts cameras in every house I stay in. Every room. I never opened that app one time. One afternoon they cut my session short, I’m sitting in the truck, and I open it. I’m looking for proof she’s cheating. What that camera gave me was so much worse.</w:t>
       </w:r>
     </w:p>
     <w:p>
@@ -342,47 +420,119 @@
         <w:pStyle w:val="BodyText"/>
       </w:pPr>
       <w:r>
-        <w:t xml:space="preserve">The kid comes in the back door of my kitchen. He’s got a tin can. He mixes some kind of white powder in a glass at my sink. He looks at the clock on the wall. He drinks it. He wipes my counter. And he walks up my stairs like the house is his. And the hallway camera has a microphone, Andrew. The worst part wasn’t what I saw. It was what I heard. My wife moaning so loud it came down the stairs and into the kitchen.</w:t>
-      </w:r>
-    </w:p>
-    <w:p>
-      <w:pPr>
-        <w:pStyle w:val="BodyText"/>
-      </w:pPr>
-      <w:r>
-        <w:t xml:space="preserve">The same moans I couldn’t pull out of her for two years. That kid mixed his secret at my counter and fucked my wife in my bed so loud the damn camera picked it up. And I sat in that truck, alone, in the dark, with the phone shaking in my hand. For an hour. I wanted to kill him. I’m Mike Tyson. And I didn’t get out of the truck. Because he had what I didn’t have.</w:t>
-      </w:r>
-    </w:p>
-    <w:p>
-      <w:pPr>
-        <w:pStyle w:val="BodyText"/>
-      </w:pPr>
-      <w:r>
-        <w:t xml:space="preserve">And three weeks later, I had to fight.</w:t>
-      </w:r>
-    </w:p>
-    <w:p>
-      <w:pPr>
-        <w:pStyle w:val="BodyText"/>
-      </w:pPr>
-      <w:r>
-        <w:t xml:space="preserve">I walked into that stadium with that video in my head. 72,000 people screaming my name. I stood up for eight rounds. And when I got back to the hotel room that night, she was waiting. And nothing happened. And she put her hand on my chest and said: it’s okay, Mike. You went eight rounds.</w:t>
-      </w:r>
-    </w:p>
-    <w:p>
-      <w:pPr>
-        <w:pStyle w:val="BodyText"/>
-      </w:pPr>
-      <w:r>
-        <w:t xml:space="preserve">A month later we’re at dinner with friends. Somebody makes a joke. Eight rounds with Jake Paul, huh, Mike. And my wife laughs, two glasses in, and says: eight rounds is easy. The tenth is the hard one. And the table went quiet. And I knew that everybody knew.</w:t>
-      </w:r>
-    </w:p>
-    <w:p>
-      <w:pPr>
-        <w:pStyle w:val="BodyText"/>
-      </w:pPr>
-      <w:r>
-        <w:t xml:space="preserve">So tell me something, Andrew. You’ve got the biggest science podcast in the world. What did that son of a bitch put in that glass? What did he have that I don’t have anymore?</w:t>
+        <w:t xml:space="preserve">Kid comes in the back door of my kitchen. Got a tin can. Mixes some kind of white powder in a glass at my sink. Looks at the clock on the wall. Drinks it. Wipes my counter. And walks up my stairs like the house is his. And the hallway camera got a mic, Andrew. The worst part wasn’t what I saw. It’s what I heard. My wife moaning so loud it came down the stairs and into the kitchen.</w:t>
+      </w:r>
+    </w:p>
+    <w:p>
+      <w:pPr>
+        <w:pStyle w:val="BodyText"/>
+      </w:pPr>
+      <w:r>
+        <w:t xml:space="preserve">Same moans I couldn’t get out of her in two years. Not one time. That kid mixed his little secret at my counter and fucked my wife in my bed so loud the damn camera picked it up. And I’m sitting in that truck, alone, in the dark, phone shaking in my hand. An hour. I wanted to kill him. I’m Mike Tyson. I been to prison. And I didn’t get out the truck. You know why? ’Cause he had what I didn’t have. Simple as that. You can’t fight a man for having what you don’t got.</w:t>
+      </w:r>
+    </w:p>
+    <w:p>
+      <w:pPr>
+        <w:pStyle w:val="BodyText"/>
+      </w:pPr>
+      <w:r>
+        <w:t xml:space="preserve">And three weeks later I had to go fight for real.</w:t>
+      </w:r>
+    </w:p>
+    <w:p>
+      <w:pPr>
+        <w:pStyle w:val="BodyText"/>
+      </w:pPr>
+      <w:r>
+        <w:t xml:space="preserve">I walked in that stadium with that video in my head. 72,000 people screaming my name. I stood up eight rounds. Eight rounds at 58, bro. And I get back to the hotel that night, and she’s waiting. And nothing. Nothing. And she puts her hand on my chest and says,</w:t>
+      </w:r>
+      <w:r>
+        <w:t xml:space="preserve"> </w:t>
+      </w:r>
+      <w:r>
+        <w:t xml:space="preserve">“</w:t>
+      </w:r>
+      <w:r>
+        <w:t xml:space="preserve">It’s okay, Mike. You went eight rounds.</w:t>
+      </w:r>
+      <w:r>
+        <w:t xml:space="preserve">”</w:t>
+      </w:r>
+      <w:r>
+        <w:t xml:space="preserve"> </w:t>
+      </w:r>
+      <w:r>
+        <w:t xml:space="preserve">It’s okay. Them two words. A man can take a lot of things, but a man can’t take</w:t>
+      </w:r>
+      <w:r>
+        <w:t xml:space="preserve"> </w:t>
+      </w:r>
+      <w:r>
+        <w:t xml:space="preserve">“</w:t>
+      </w:r>
+      <w:r>
+        <w:t xml:space="preserve">it’s okay</w:t>
+      </w:r>
+      <w:r>
+        <w:t xml:space="preserve">”</w:t>
+      </w:r>
+      <w:r>
+        <w:t xml:space="preserve"> </w:t>
+      </w:r>
+      <w:r>
+        <w:t xml:space="preserve">from his wife.</w:t>
+      </w:r>
+    </w:p>
+    <w:p>
+      <w:pPr>
+        <w:pStyle w:val="BodyText"/>
+      </w:pPr>
+      <w:r>
+        <w:t xml:space="preserve">Month later we at dinner with friends. Somebody makes a joke.</w:t>
+      </w:r>
+      <w:r>
+        <w:t xml:space="preserve"> </w:t>
+      </w:r>
+      <w:r>
+        <w:t xml:space="preserve">“</w:t>
+      </w:r>
+      <w:r>
+        <w:t xml:space="preserve">Eight rounds with Jake Paul, huh, Mike?</w:t>
+      </w:r>
+      <w:r>
+        <w:t xml:space="preserve">”</w:t>
+      </w:r>
+      <w:r>
+        <w:t xml:space="preserve"> </w:t>
+      </w:r>
+      <w:r>
+        <w:t xml:space="preserve">And my wife laughs, two glasses in, and says,</w:t>
+      </w:r>
+      <w:r>
+        <w:t xml:space="preserve"> </w:t>
+      </w:r>
+      <w:r>
+        <w:t xml:space="preserve">“</w:t>
+      </w:r>
+      <w:r>
+        <w:t xml:space="preserve">Eight rounds is easy. The tenth is the hard one.</w:t>
+      </w:r>
+      <w:r>
+        <w:t xml:space="preserve">”</w:t>
+      </w:r>
+      <w:r>
+        <w:t xml:space="preserve"> </w:t>
+      </w:r>
+      <w:r>
+        <w:t xml:space="preserve">And the table went quiet. And I knew everybody knew. The whole table knew. God damn.</w:t>
+      </w:r>
+    </w:p>
+    <w:p>
+      <w:pPr>
+        <w:pStyle w:val="BodyText"/>
+      </w:pPr>
+      <w:r>
+        <w:t xml:space="preserve">So tell me something, Andrew. You got the biggest science show in the world. What did that son of a bitch put in that glass? What did he have that I don’t have no more?</w:t>
       </w:r>
     </w:p>
     <w:p>
@@ -426,23 +576,23 @@
         <w:t xml:space="preserve"> </w:t>
       </w:r>
       <w:r>
-        <w:t xml:space="preserve">I love Mike. I really do. But love doesn’t make a woman cum. For two years, what was between the legs of the most feared man in America was nothing but dead meat. I’d lie next to him and go cum alone in the shower, biting the towel so he wouldn’t hear. To the world out there, he was Iron Mike. The baddest man on the planet. Inside that bedroom, he was just a man with a dead dick.</w:t>
-      </w:r>
-    </w:p>
-    <w:p>
-      <w:pPr>
-        <w:pStyle w:val="BodyText"/>
-      </w:pPr>
-      <w:r>
-        <w:t xml:space="preserve">Then the ranch hand showed up. And look, I can’t even explain why. All I know is, from the day I saw the bulge in that boy’s jeans, my head started imagining things I hadn’t imagined in years. Him grabbing me the way Mike didn’t grab me anymore. And when it finally happened, he filled me up completely. Every inch. He made me squirt like I hadn’t since I was twenty. And it wasn’t just once. That boy fucked me hard as a rock for hours without going soft one time, the way Mike didn’t even in his prime. And I went back the next day. And the next. Timing it around his sparring. I got addicted to a ranch hand. In the house my husband’s name paid for. It wasn’t the money. Mike has more.</w:t>
-      </w:r>
-    </w:p>
-    <w:p>
-      <w:pPr>
-        <w:pStyle w:val="BodyText"/>
-      </w:pPr>
-      <w:r>
-        <w:t xml:space="preserve">It wasn’t the fame. He’s Mike Tyson, for God’s sake. It was the one thing my husband couldn’t give me anymore. And it’s not like he stopped trying. It’s like something inside of him just stopped working. And I got tired of pretending.</w:t>
+        <w:t xml:space="preserve">I’m gonna be honest with you, because I told Mike I would. I love that man. I really do. But love don’t make a woman cum. For two years, what was between the legs of the most feared man in America was dead meat. Dead. I’d lie next to him and go cum by myself in the shower, biting the towel so he wouldn’t hear me. Lord. To the world he was Iron Mike. Baddest man on the planet. In that bedroom he was a man with a dead dick, and I was a woman pretending she didn’t care.</w:t>
+      </w:r>
+    </w:p>
+    <w:p>
+      <w:pPr>
+        <w:pStyle w:val="BodyText"/>
+      </w:pPr>
+      <w:r>
+        <w:t xml:space="preserve">Then that boy showed up. And look, I can’t explain it to you. All I know is from the day I saw the bulge in that boy’s jeans, my head started going places it hadn’t been in years. Him grabbing me the way Mike don’t grab me no more. And when it finally happened, he filled me up. Every inch. He made me squirt like I hadn’t since I was twenty. And it wasn’t one time. That boy fucked me hard as a rock for hours without going soft once. Mike didn’t do that in his prime. And I went back the next day. And the day after. I knew his sparring schedule better than his trainer did. I got addicted to a ranch hand. In the house my husband’s name paid for. It wasn’t the money. Mike got more money than that boy will ever see.</w:t>
+      </w:r>
+    </w:p>
+    <w:p>
+      <w:pPr>
+        <w:pStyle w:val="BodyText"/>
+      </w:pPr>
+      <w:r>
+        <w:t xml:space="preserve">It wasn’t the fame either. He’s Mike Tyson, for God’s sake. It was the one thing my husband couldn’t give me anymore. And it’s not that he stopped trying. It’s like something inside of him just quit. Just stopped working. And I got tired of pretending, you hear me? I got tired.</w:t>
       </w:r>
     </w:p>
     <w:p>
@@ -504,7 +654,7 @@
         <w:pStyle w:val="BodyText"/>
       </w:pPr>
       <w:r>
-        <w:t xml:space="preserve">But what sent a chill down my spine was a sentence she kept repeating. It’s like something inside of him just stopped working. Because it wasn’t her heart that went cold. It was his dick that died from the inside.</w:t>
+        <w:t xml:space="preserve">But what sent a chill down my spine was a sentence she kept repeating. It’s like something inside of him just quit. Because it wasn’t her heart that went cold. It was his dick that died from the inside.</w:t>
       </w:r>
     </w:p>
     <w:p>
@@ -539,13 +689,13 @@
       </w:r>
     </w:p>
     <w:bookmarkEnd w:id="20"/>
-    <w:bookmarkStart w:id="21" w:name="português-tradução-para-revisão"/>
+    <w:bookmarkStart w:id="21" w:name="Xb38f2253af8f0237decd68819bc36e1e54304c9"/>
     <w:p>
       <w:pPr>
         <w:pStyle w:val="Heading2"/>
       </w:pPr>
       <w:r>
-        <w:t xml:space="preserve">PORTUGUÊS (tradução para revisão)</w:t>
+        <w:t xml:space="preserve">PORTUGUÊS (tradução para revisão, no mesmo registro)</w:t>
       </w:r>
     </w:p>
     <w:p>
@@ -581,15 +731,31 @@
         <w:t xml:space="preserve"> </w:t>
       </w:r>
       <w:r>
-        <w:t xml:space="preserve">Você já ouviu de tudo, Andrew. Todo homem que senta no seu programa te conta a coisa que nunca contou pra ninguém. Mas essa aqui, eu nunca contei pra ninguém. Eu cheguei aos 58 anos sendo o Mike Tyson. Fui o campeão mais jovem da história. Tive o mundo inteiro com medo de mim. Tive mulheres que nunca vi na vida sonhando comigo do outro lado da TV. E mesmo assim, às seis da manhã, três semanas depois da maior noite da minha vida, eu liguei pro meu amigo quase chorando pra contar que o meu pau não levantava há dois anos.</w:t>
-      </w:r>
-    </w:p>
-    <w:p>
-      <w:pPr>
-        <w:pStyle w:val="BodyText"/>
-      </w:pPr>
-      <w:r>
-        <w:t xml:space="preserve">Deixa eu te contar como um homem chega nesse ponto. Não desabou de uma vez. Começou com as costas dela. Uns dois anos atrás, a minha mulher começou a virar as costas pra mim. E no começo era só um olhar.</w:t>
+        <w:t xml:space="preserve">Escuta. Você já ouviu de tudo, Andrew. Todo cara que senta nessa cadeira te conta a merda que nunca contou pra ninguém. Mas essa aqui? Eu nunca contei pra ninguém. Nem pros meus parceiros. Nem pro meu pastor. Ninguém.</w:t>
+      </w:r>
+    </w:p>
+    <w:p>
+      <w:pPr>
+        <w:pStyle w:val="BodyText"/>
+      </w:pPr>
+      <w:r>
+        <w:t xml:space="preserve">Eu cheguei aos 58 sendo o Mike Tyson. O campeão mais novo da história. O mundo inteiro com medo de mim. Mulher que eu nunca vi na vida sonhando comigo do outro lado da TV. E mesmo assim, seis da manhã, três semanas depois da maior noite da minha vida, eu ligando pro meu amigo quase chorando pra contar que o meu pau não funciona. Dois anos, cara. Dois anos.</w:t>
+      </w:r>
+    </w:p>
+    <w:p>
+      <w:pPr>
+        <w:pStyle w:val="BodyText"/>
+      </w:pPr>
+      <w:r>
+        <w:t xml:space="preserve">Deixa eu te contar como um homem chega nesse ponto. Porque não desaba de uma vez. É que nem ruga na cara. Você não acorda com ela. Ela começou dez anos atrás e você só não tinha visto ainda.</w:t>
+      </w:r>
+    </w:p>
+    <w:p>
+      <w:pPr>
+        <w:pStyle w:val="BodyText"/>
+      </w:pPr>
+      <w:r>
+        <w:t xml:space="preserve">Começou com as costas dela. Uns dois anos atrás, a minha mulher começou a virar as costas pra mim. E no começo era só um olhar.</w:t>
       </w:r>
     </w:p>
     <w:p>
@@ -625,15 +791,49 @@
         <w:t xml:space="preserve"> </w:t>
       </w:r>
       <w:r>
-        <w:t xml:space="preserve">Eu saía do chuveiro, de toalha aberta, e ela já estava virada pro outro lado, no celular. Eu deitava na cama, e ela puxava o lençol até o ombro com a calma de quem já tinha ensaiado a desculpa. Hoje não, Mike. Estou acabada.</w:t>
-      </w:r>
-    </w:p>
-    <w:p>
-      <w:pPr>
-        <w:pStyle w:val="BodyText"/>
-      </w:pPr>
-      <w:r>
-        <w:t xml:space="preserve">E eu virava pro outro lado e engolia. Mas ficava acordado no escuro, ouvindo a respiração dela se acalmar, lembrando que aquela mesma mulher, um dia, gritou o meu nome naquela cama. E não é que eu não tenha dado tudo, Andrew. Eu estava presente. Larguei a estrada. Larguei a noite. Voltei pra casa. Construí uma vida pra que ninguém naquela casa jamais passasse por falta de nada. Jamais. O homem mais temido da América. E no fim, eu tinha mais medo de tocar na minha própria mulher do que de qualquer homem que já enfrentei num ringue.</w:t>
+        <w:t xml:space="preserve">Um olhar, cara. Eu saio do banho, toalha aberta, e ela já virou pro outro lado. No celular. Eu deito na cama, e ela puxa o lençol até o ombro, bem calma, que nem se tivesse ensaiado.</w:t>
+      </w:r>
+      <w:r>
+        <w:t xml:space="preserve"> </w:t>
+      </w:r>
+      <w:r>
+        <w:t xml:space="preserve">“</w:t>
+      </w:r>
+      <w:r>
+        <w:t xml:space="preserve">Hoje não, Mike. Tô cansada.</w:t>
+      </w:r>
+      <w:r>
+        <w:t xml:space="preserve">”</w:t>
+      </w:r>
+      <w:r>
+        <w:t xml:space="preserve"> </w:t>
+      </w:r>
+      <w:r>
+        <w:t xml:space="preserve">Você conhece essa voz? Todo homem casado conhece essa voz.</w:t>
+      </w:r>
+    </w:p>
+    <w:p>
+      <w:pPr>
+        <w:pStyle w:val="BodyText"/>
+      </w:pPr>
+      <w:r>
+        <w:t xml:space="preserve">E eu viro pro outro lado e engulo. Mas eu tô ali no escuro, acordadão, ouvindo a respiração dela ficar lenta. E fazendo conta na cabeça. Quando foi a última vez? Quando foi a última vez que ela me agarrou? E eu pensando: essa mesma mulher, aqui, gritava o meu nome nessa cama. Gritava. E agora ela tá cansada.</w:t>
+      </w:r>
+    </w:p>
+    <w:p>
+      <w:pPr>
+        <w:pStyle w:val="BodyText"/>
+      </w:pPr>
+      <w:r>
+        <w:t xml:space="preserve">E vou ser sincero contigo, mano. Eu fiz tudo certo. Larguei a estrada. Larguei a bebida, nove anos limpo. Voltei pra casa. Construí tudo pra ninguém naquela casa jamais passar por falta de nada. Jamais. O homem mais temido do planeta. E eu deitado ali com mais medo de tocar na minha própria mulher do que de qualquer homem que já encarei. Tá ligado? Eu preferia tomar um soco. Soco eu sei o que fazer.</w:t>
+      </w:r>
+    </w:p>
+    <w:p>
+      <w:pPr>
+        <w:pStyle w:val="BodyText"/>
+      </w:pPr>
+      <w:r>
+        <w:t xml:space="preserve">E aí vem a parte foda. Você começa a culpar todo o resto. O treino. O meu joelho. Tô cansado. Tô velho. Tomei duas cervejas. E você começa a se oferecer pra trabalhar até tarde pra não ter que tentar. Você reza pra ela já estar dormindo quando você subir. Você, o Mike Tyson, rezando pra sua mulher estar dormindo. E aí você olha pro seu próprio pau como se fosse de outro cara. Como se fosse um estranho que apareceu dentro da sua calça e não vai embora.</w:t>
       </w:r>
     </w:p>
     <w:p>
@@ -649,15 +849,38 @@
         <w:pStyle w:val="BodyText"/>
       </w:pPr>
       <w:r>
-        <w:t xml:space="preserve">Setembro de 2024. Oito semanas antes de Arlington. Montamos num rancho de Longhorn fora da cidade. O velho dono do rancho cedeu a casa principal. Minha mulher foi junto, pra cuidar de mim, ela disse. E no primeiro sábado, no churrasco, aparece um peão. Trinta anos. Monta touro. Mão do tamanho de uma pá. Sentado na minha mesa. Rindo das minhas piadas. Bebendo a minha cerveja. Consertando o chuveiro lá em cima enquanto eu levava soco na cara seis horas por dia. E ela rindo de uma coisa que ele disse de um jeito que eu não ouvia ela rir há dois anos. Eu reparei. Eu sou o Mike Tyson. Eu reparo em tudo. E não fiz nada.</w:t>
-      </w:r>
-    </w:p>
-    <w:p>
-      <w:pPr>
-        <w:pStyle w:val="BodyText"/>
-      </w:pPr>
-      <w:r>
-        <w:t xml:space="preserve">Aí piorou. O celular dela virado pra baixo na mesa. Ela saindo pra</w:t>
+        <w:t xml:space="preserve">Setembro. Oito semanas antes de Arlington. A gente montou num rancho de Longhorn fora da cidade. O velho dono, cara bom, cedeu a casa grande. Minha mulher foi junto. Pra cuidar de mim, ela disse. E no primeiro sábado, churrasco, aparece esse peão. Trinta anos. Monta touro. Mão do tamanho de uma pá. Na minha mesa. Rindo das minhas piadas. Bebendo a minha cerveja. Consertando o chuveiro lá em cima enquanto eu tomo soco na cara seis horas por dia. E ela rindo de uma besteira que ele falou de um jeito que eu não ouvia ela rir há dois anos.</w:t>
+      </w:r>
+    </w:p>
+    <w:p>
+      <w:pPr>
+        <w:pStyle w:val="BodyText"/>
+      </w:pPr>
+      <w:r>
+        <w:t xml:space="preserve">Eu vi. Eu sou o Mike Tyson. Eu vejo tudo. E não fiz nada. Porque eu ia falar o quê?</w:t>
+      </w:r>
+      <w:r>
+        <w:t xml:space="preserve"> </w:t>
+      </w:r>
+      <w:r>
+        <w:t xml:space="preserve">“</w:t>
+      </w:r>
+      <w:r>
+        <w:t xml:space="preserve">Não ri</w:t>
+      </w:r>
+      <w:r>
+        <w:t xml:space="preserve">”</w:t>
+      </w:r>
+      <w:r>
+        <w:t xml:space="preserve">? Com o que eu tenho lá embaixo? Eu não tenho moral nenhuma, mano. Homem com pau morto não tem moral dentro da própria casa. Isso é papo reto.</w:t>
+      </w:r>
+    </w:p>
+    <w:p>
+      <w:pPr>
+        <w:pStyle w:val="BodyText"/>
+      </w:pPr>
+      <w:r>
+        <w:t xml:space="preserve">Aí piorou. O celular dela virado pra baixo na mesa. Ela indo</w:t>
       </w:r>
       <w:r>
         <w:t xml:space="preserve"> </w:t>
@@ -675,15 +898,15 @@
         <w:t xml:space="preserve"> </w:t>
       </w:r>
       <w:r>
-        <w:t xml:space="preserve">toda tarde que eu tinha sparring. Um cheiro na minha caminhonete que não era meu e não era dela. A casa perdeu a cor. Parecia quarto de hotel.</w:t>
-      </w:r>
-    </w:p>
-    <w:p>
-      <w:pPr>
-        <w:pStyle w:val="BodyText"/>
-      </w:pPr>
-      <w:r>
-        <w:t xml:space="preserve">E eu fiz a coisa mais patética que um homem pode fazer. A minha segurança instala câmera em toda casa onde eu fico. Todo cômodo. Eu nunca tinha aberto o aplicativo. Uma tarde cortaram o meu treino mais cedo, e eu sentei na caminhonete e abri. Eu estava atrás de prova de traição. O que aquela câmera me deu foi muito pior.</w:t>
+        <w:t xml:space="preserve">toda tarde que eu tinha sparring. Um cheiro na minha caminhonete que não é meu e não é dela. A casa perdeu a cor, cara. Parecia quarto de hotel. E o hóspede era eu.</w:t>
+      </w:r>
+    </w:p>
+    <w:p>
+      <w:pPr>
+        <w:pStyle w:val="BodyText"/>
+      </w:pPr>
+      <w:r>
+        <w:t xml:space="preserve">E eu fiz a coisa mais patética que um homem pode fazer. A minha segurança põe câmera em toda casa onde eu fico. Todo cômodo. Eu nunca abri aquele aplicativo uma vez. Uma tarde cortaram o meu treino mais cedo, eu tô sentado na caminhonete, e abro. Eu tava procurando prova de traição. O que aquela câmera me deu foi muito pior.</w:t>
       </w:r>
     </w:p>
     <w:p>
@@ -699,47 +922,119 @@
         <w:pStyle w:val="BodyText"/>
       </w:pPr>
       <w:r>
-        <w:t xml:space="preserve">O garoto entra pela porta dos fundos da minha cozinha. Com uma lata na mão. Mistura um pó branco num copo na minha pia. Olha o relógio da parede. Bebe. Limpa a minha bancada. E sobe a minha escada como se a casa fosse dele. E a câmera do corredor tem microfone, Andrew. O pior não foi o que eu vi. Foi o que eu ouvi. A minha mulher gemendo tão alto que descia a escada e chegava na cozinha.</w:t>
-      </w:r>
-    </w:p>
-    <w:p>
-      <w:pPr>
-        <w:pStyle w:val="BodyText"/>
-      </w:pPr>
-      <w:r>
-        <w:t xml:space="preserve">Os mesmos gemidos que eu não consegui arrancar dela por dois anos. Aquele garoto misturou o segredo dele na minha bancada e fodeu a minha mulher na minha cama tão alto que a maldita câmera captou. E eu fiquei sentado naquela caminhonete, sozinho, no escuro, com o celular tremendo na mão. Por uma hora. Eu quis matar ele. Eu sou o Mike Tyson. E eu não saí da caminhonete. Porque ele tinha o que eu não tinha.</w:t>
-      </w:r>
-    </w:p>
-    <w:p>
-      <w:pPr>
-        <w:pStyle w:val="BodyText"/>
-      </w:pPr>
-      <w:r>
-        <w:t xml:space="preserve">E três semanas depois, eu tinha que lutar.</w:t>
-      </w:r>
-    </w:p>
-    <w:p>
-      <w:pPr>
-        <w:pStyle w:val="BodyText"/>
-      </w:pPr>
-      <w:r>
-        <w:t xml:space="preserve">Eu entrei naquele estádio com aquele vídeo na cabeça. 72 mil pessoas gritando o meu nome. Fiquei de pé por oito rounds. E quando eu voltei pro quarto do hotel naquela noite, ela estava esperando. E não aconteceu nada. E ela pôs a mão no meu peito e disse: está tudo bem, Mike. Você aguentou oito rounds.</w:t>
-      </w:r>
-    </w:p>
-    <w:p>
-      <w:pPr>
-        <w:pStyle w:val="BodyText"/>
-      </w:pPr>
-      <w:r>
-        <w:t xml:space="preserve">Um mês depois, jantar com amigos. Alguém faz uma piada. Oito rounds com o Jake Paul, hein, Mike. E a minha mulher ri, na segunda taça, e solta: oito rounds é fácil. Difícil é o décimo. E a mesa ficou em silêncio. E eu soube que todo mundo sabia.</w:t>
-      </w:r>
-    </w:p>
-    <w:p>
-      <w:pPr>
-        <w:pStyle w:val="BodyText"/>
-      </w:pPr>
-      <w:r>
-        <w:t xml:space="preserve">Então me diz uma coisa, Andrew. Você tem o maior podcast de ciência do mundo. O que aquele filho da puta colocou naquele copo? O que ele tinha que eu não tenho mais?</w:t>
+        <w:t xml:space="preserve">O moleque entra pela porta dos fundos da minha cozinha. Com uma lata. Mistura um pó branco num copo na minha pia. Olha o relógio da parede. Bebe. Limpa a minha bancada. E sobe a minha escada como se a casa fosse dele. E a câmera do corredor tem microfone, Andrew. O pior não foi o que eu vi. Foi o que eu ouvi. A minha mulher gemendo tão alto que descia a escada e chegava na cozinha.</w:t>
+      </w:r>
+    </w:p>
+    <w:p>
+      <w:pPr>
+        <w:pStyle w:val="BodyText"/>
+      </w:pPr>
+      <w:r>
+        <w:t xml:space="preserve">Os mesmos gemidos que eu não consegui tirar dela em dois anos. Nem uma vez. Aquele moleque misturou o segredinho dele na minha bancada e comeu a minha mulher na minha cama tão alto que a maldita câmera captou. E eu sentado naquela caminhonete, sozinho, no escuro, com o celular tremendo na mão. Uma hora. Eu quis matar ele. Eu sou o Mike Tyson. Eu já fui preso. E eu não saí da caminhonete. Sabe por quê? Porque ele tinha o que eu não tinha. Simples assim. Você não pode brigar com um homem por ele ter o que você não tem.</w:t>
+      </w:r>
+    </w:p>
+    <w:p>
+      <w:pPr>
+        <w:pStyle w:val="BodyText"/>
+      </w:pPr>
+      <w:r>
+        <w:t xml:space="preserve">E três semanas depois eu tinha que lutar de verdade.</w:t>
+      </w:r>
+    </w:p>
+    <w:p>
+      <w:pPr>
+        <w:pStyle w:val="BodyText"/>
+      </w:pPr>
+      <w:r>
+        <w:t xml:space="preserve">Eu entrei naquele estádio com aquele vídeo na cabeça. 72 mil pessoas gritando o meu nome. Fiquei de pé oito rounds. Oito rounds aos 58, mano. E volto pro hotel naquela noite, e ela tá esperando. E nada. Nada. E ela põe a mão no meu peito e fala:</w:t>
+      </w:r>
+      <w:r>
+        <w:t xml:space="preserve"> </w:t>
+      </w:r>
+      <w:r>
+        <w:t xml:space="preserve">“</w:t>
+      </w:r>
+      <w:r>
+        <w:t xml:space="preserve">Tá tudo bem, Mike. Você aguentou oito rounds.</w:t>
+      </w:r>
+      <w:r>
+        <w:t xml:space="preserve">”</w:t>
+      </w:r>
+      <w:r>
+        <w:t xml:space="preserve"> </w:t>
+      </w:r>
+      <w:r>
+        <w:t xml:space="preserve">Tá tudo bem. Essas duas palavras. Homem aguenta muita coisa, mas homem não aguenta um</w:t>
+      </w:r>
+      <w:r>
+        <w:t xml:space="preserve"> </w:t>
+      </w:r>
+      <w:r>
+        <w:t xml:space="preserve">“</w:t>
+      </w:r>
+      <w:r>
+        <w:t xml:space="preserve">tá tudo bem</w:t>
+      </w:r>
+      <w:r>
+        <w:t xml:space="preserve">”</w:t>
+      </w:r>
+      <w:r>
+        <w:t xml:space="preserve"> </w:t>
+      </w:r>
+      <w:r>
+        <w:t xml:space="preserve">da própria mulher.</w:t>
+      </w:r>
+    </w:p>
+    <w:p>
+      <w:pPr>
+        <w:pStyle w:val="BodyText"/>
+      </w:pPr>
+      <w:r>
+        <w:t xml:space="preserve">Um mês depois, jantar com amigos. Alguém faz uma piada.</w:t>
+      </w:r>
+      <w:r>
+        <w:t xml:space="preserve"> </w:t>
+      </w:r>
+      <w:r>
+        <w:t xml:space="preserve">“</w:t>
+      </w:r>
+      <w:r>
+        <w:t xml:space="preserve">Oito rounds com o Jake Paul, hein, Mike?</w:t>
+      </w:r>
+      <w:r>
+        <w:t xml:space="preserve">”</w:t>
+      </w:r>
+      <w:r>
+        <w:t xml:space="preserve"> </w:t>
+      </w:r>
+      <w:r>
+        <w:t xml:space="preserve">E a minha mulher ri, na segunda taça, e solta:</w:t>
+      </w:r>
+      <w:r>
+        <w:t xml:space="preserve"> </w:t>
+      </w:r>
+      <w:r>
+        <w:t xml:space="preserve">“</w:t>
+      </w:r>
+      <w:r>
+        <w:t xml:space="preserve">Oito rounds é fácil. Difícil é o décimo.</w:t>
+      </w:r>
+      <w:r>
+        <w:t xml:space="preserve">”</w:t>
+      </w:r>
+      <w:r>
+        <w:t xml:space="preserve"> </w:t>
+      </w:r>
+      <w:r>
+        <w:t xml:space="preserve">E a mesa ficou em silêncio. E eu soube que todo mundo sabia. A mesa inteira sabia. Puta que pariu.</w:t>
+      </w:r>
+    </w:p>
+    <w:p>
+      <w:pPr>
+        <w:pStyle w:val="BodyText"/>
+      </w:pPr>
+      <w:r>
+        <w:t xml:space="preserve">Então me diz uma coisa, Andrew. Você tem o maior programa de ciência do mundo. O que aquele filho da puta colocou naquele copo? O que ele tinha que eu não tenho mais?</w:t>
       </w:r>
     </w:p>
     <w:p>
@@ -783,23 +1078,23 @@
         <w:t xml:space="preserve"> </w:t>
       </w:r>
       <w:r>
-        <w:t xml:space="preserve">Eu amo o Mike. De verdade. Mas amor não faz uma mulher gozar. Por dois anos, o que ficava entre as pernas do homem mais temido da América não passava de carne morta. Eu deitava do lado dele e ia gozar sozinha no chuveiro, mordendo a toalha pra ele não ouvir. Pro mundo lá fora, ele era o Iron Mike. O homem mais perigoso do planeta. Dentro daquele quarto, ele era só um homem com um pau morto.</w:t>
-      </w:r>
-    </w:p>
-    <w:p>
-      <w:pPr>
-        <w:pStyle w:val="BodyText"/>
-      </w:pPr>
-      <w:r>
-        <w:t xml:space="preserve">Aí o peão apareceu. E olha, eu nem consigo explicar o porquê. Só sei que, desde o dia em que vi o volume na calça daquele garoto, a minha cabeça começou a imaginar coisas que eu não imaginava há anos. Ele me agarrando do jeito que o Mike não me agarrava mais. E quando finalmente aconteceu, ele me preencheu por completo. Cada polegada. Me fez esguichar como eu não esguichava desde os vinte. E não foi só uma vez. Aquele garoto me fodeu duro feito pedra por horas sem amolecer uma vez, do jeito que o Mike não fazia nem no auge. E eu voltei no dia seguinte. E no outro. Calculando pelo horário do sparring. Eu fiquei viciada num peão. Dentro da casa que o nome do meu marido pagou. Não era o dinheiro. O Mike tem mais.</w:t>
-      </w:r>
-    </w:p>
-    <w:p>
-      <w:pPr>
-        <w:pStyle w:val="BodyText"/>
-      </w:pPr>
-      <w:r>
-        <w:t xml:space="preserve">Não era a fama. Ele é o Mike Tyson, pelo amor de Deus. Era a única coisa que o meu marido não conseguia mais me dar. E não é que ele tenha parado de tentar. É como se alguma coisa dentro dele simplesmente tivesse parado de funcionar. E eu cansei de fingir.</w:t>
+        <w:t xml:space="preserve">Vou ser sincera com você, porque eu prometi pro Mike que seria. Eu amo aquele homem. De verdade. Mas amor não faz mulher gozar. Por dois anos, o que ficava entre as pernas do homem mais temido da América era carne morta. Morta. Eu deitava do lado dele e ia gozar sozinha no chuveiro, mordendo a toalha pra ele não me ouvir. Meu Deus. Pro mundo ele era o Iron Mike. O homem mais perigoso do planeta. Naquele quarto ele era um homem com um pau morto, e eu era uma mulher fingindo que não ligava.</w:t>
+      </w:r>
+    </w:p>
+    <w:p>
+      <w:pPr>
+        <w:pStyle w:val="BodyText"/>
+      </w:pPr>
+      <w:r>
+        <w:t xml:space="preserve">Aí aquele menino apareceu. E olha, eu não sei te explicar. Só sei que, desde o dia em que eu vi o volume na calça daquele menino, a minha cabeça começou a ir pra lugares que não ia há anos. Ele me agarrando do jeito que o Mike não me agarra mais. E quando finalmente aconteceu, ele me preencheu. Cada polegada. Me fez esguichar como eu não esguichava desde os vinte. E não foi uma vez. Aquele menino me comeu duro feito pedra por horas sem amolecer uma vez. O Mike não fazia isso nem no auge. E eu voltei no dia seguinte. E no outro. Eu sabia o horário de sparring dele melhor que o treinador. Eu fiquei viciada num peão. Dentro da casa que o nome do meu marido pagou. Não era o dinheiro. O Mike tem mais dinheiro do que aquele menino vai ver na vida.</w:t>
+      </w:r>
+    </w:p>
+    <w:p>
+      <w:pPr>
+        <w:pStyle w:val="BodyText"/>
+      </w:pPr>
+      <w:r>
+        <w:t xml:space="preserve">Também não era a fama. Ele é o Mike Tyson, pelo amor de Deus. Era a única coisa que o meu marido não conseguia mais me dar. E não é que ele parou de tentar. É como se alguma coisa dentro dele tivesse desistido. Parado de funcionar. E eu cansei de fingir, tá me ouvindo? Eu cansei.</w:t>
       </w:r>
     </w:p>
     <w:p>
@@ -817,7 +1112,7 @@
         <w:t xml:space="preserve"> </w:t>
       </w:r>
       <w:r>
-        <w:t xml:space="preserve">Ela não deixou o Mike. Ainda não. Mas já tinha deixado a cama. E o homem por quem ela deixou dormia a duzentos metros da porta do Mike, num rancho, com os touros. Guarda esse detalhe. O rancho. Porque naquele dia eu também não prestei atenção. Mas aquele garoto lidava com aquele gado toda manhã, e, como eu só entenderia muito depois, foi exatamente do mundo daqueles touros que ele tirou o segredo que roubou a mulher do Mike Tyson.</w:t>
+        <w:t xml:space="preserve">Ela não deixou o Mike. Ainda não. Mas já tinha deixado a cama. E o homem por quem ela deixou dormia a duzentos metros da porta do Mike, num rancho, com os touros. Guarda esse detalhe. O rancho. Porque naquele dia eu também não prestei atenção. Mas aquele moleque lidava com aquele gado toda manhã, e, como eu só entenderia muito depois, foi exatamente do mundo daqueles touros que ele tirou o segredo que roubou a mulher do Mike Tyson.</w:t>
       </w:r>
     </w:p>
     <w:p>
@@ -853,23 +1148,23 @@
         <w:t xml:space="preserve"> </w:t>
       </w:r>
       <w:r>
-        <w:t xml:space="preserve">E essa é a parte mais cruel de todas. O Mike passou oito semanas naquele rancho. Passou na frente daquele galpão toda santa manhã. A coisa que podia ter salvado ele estava a quinze metros de onde ele treinava. E foi o de fora, o garoto, que enxergou o que o Mike nunca enxergou.</w:t>
-      </w:r>
-    </w:p>
-    <w:p>
-      <w:pPr>
-        <w:pStyle w:val="BodyText"/>
-      </w:pPr>
-      <w:r>
-        <w:t xml:space="preserve">Mas o que me deu calafrios na espinha foi uma frase que ela repetia sem parar. É como se alguma coisa dentro dele simplesmente tivesse parado de funcionar. Porque não foi o coração dela que esfriou. Foi o pau dele que morreu por dentro.</w:t>
-      </w:r>
-    </w:p>
-    <w:p>
-      <w:pPr>
-        <w:pStyle w:val="BodyText"/>
-      </w:pPr>
-      <w:r>
-        <w:t xml:space="preserve">Ela nunca parou de querer o Mike. O pau do Mike é que simplesmente parou de conseguir. E teve uma palavra que ela usou que ficou martelando na minha cabeça. Polegada. Cada polegada. Porque o que o peão tinha não era só a dureza. Era o tamanho. O jeito que aquele garoto conseguia preencher ela por completo, pulsando ali dentro enquanto o corpo dela tremia inteiro. E foi aí que eu comecei a suspeitar de uma coisa que, se fosse verdade, mudava tudo.</w:t>
+        <w:t xml:space="preserve">E essa é a parte mais cruel de todas. O Mike passou oito semanas naquele rancho. Passou na frente daquele galpão toda santa manhã. A coisa que podia ter salvado ele estava a quinze metros de onde ele treinava. E foi o de fora, o moleque, que enxergou o que o Mike nunca enxergou.</w:t>
+      </w:r>
+    </w:p>
+    <w:p>
+      <w:pPr>
+        <w:pStyle w:val="BodyText"/>
+      </w:pPr>
+      <w:r>
+        <w:t xml:space="preserve">Mas o que me deu calafrios na espinha foi uma frase que ela repetia sem parar. É como se alguma coisa dentro dele tivesse desistido. Porque não foi o coração dela que esfriou. Foi o pau dele que morreu por dentro.</w:t>
+      </w:r>
+    </w:p>
+    <w:p>
+      <w:pPr>
+        <w:pStyle w:val="BodyText"/>
+      </w:pPr>
+      <w:r>
+        <w:t xml:space="preserve">Ela nunca parou de querer o Mike. O pau do Mike é que simplesmente parou de conseguir. E teve uma palavra que ela usou que ficou martelando na minha cabeça. Polegada. Cada polegada. Porque o que o peão tinha não era só a dureza. Era o tamanho. O jeito que aquele menino conseguia preencher ela por completo, pulsando ali dentro enquanto o corpo dela tremia inteiro. E foi aí que eu comecei a suspeitar de uma coisa que, se fosse verdade, mudava tudo.</w:t>
       </w:r>
     </w:p>
     <w:p>
@@ -885,7 +1180,7 @@
         <w:pStyle w:val="BodyText"/>
       </w:pPr>
       <w:r>
-        <w:t xml:space="preserve">Eu saí daquele rancho com duas perguntas cravadas na cabeça. A primeira: o que é essa coisa que mata o tecido de um homem por dentro, em silêncio, sem que ele nem sinta, até travar a ereção e roubar o tamanho junto? E a segunda: o que aquele garoto tirou daquele galpão que trouxe o dele de volta?</w:t>
+        <w:t xml:space="preserve">Eu saí daquele rancho com duas perguntas cravadas na cabeça. A primeira: o que é essa coisa que mata o tecido de um homem por dentro, em silêncio, sem que ele nem sinta, até travar a ereção e roubar o tamanho junto? E a segunda: o que aquele moleque tirou daquele galpão que trouxe o dele de volta?</w:t>
       </w:r>
     </w:p>
     <w:p>
@@ -896,13 +1191,13 @@
       </w:r>
     </w:p>
     <w:bookmarkEnd w:id="21"/>
-    <w:bookmarkStart w:id="22" w:name="X3b9cd2166dfe805451489fbb1176f446305e93f"/>
+    <w:bookmarkStart w:id="22" w:name="X2cb6663aa2a515617acd4199186da5905b5ca8b"/>
     <w:p>
       <w:pPr>
         <w:pStyle w:val="Heading2"/>
       </w:pPr>
       <w:r>
-        <w:t xml:space="preserve">Modelagem: Soda Horse 5.1 → 7.2 → nossa versão</w:t>
+        <w:t xml:space="preserve">O que mudou na voz (v1 → v2) e onde entra a VOC do prospect</w:t>
       </w:r>
     </w:p>
     <w:tbl>
@@ -913,11 +1208,10 @@
         <w:jc w:val="start"/>
       </w:tblPr>
       <w:tblGrid>
-        <w:gridCol w:w="1584"/>
-        <w:gridCol w:w="1584"/>
-        <w:gridCol w:w="1584"/>
-        <w:gridCol w:w="1584"/>
-        <w:gridCol w:w="1584"/>
+        <w:gridCol w:w="1980"/>
+        <w:gridCol w:w="1980"/>
+        <w:gridCol w:w="1980"/>
+        <w:gridCol w:w="1980"/>
       </w:tblGrid>
       <w:tr>
         <w:trPr>
@@ -931,19 +1225,31 @@
               <w:jc w:val="left"/>
             </w:pPr>
             <w:r>
-              <w:t xml:space="preserve">#</w:t>
-            </w:r>
-          </w:p>
-        </w:tc>
-        <w:tc>
-          <w:tcPr/>
-          <w:p>
-            <w:pPr>
-              <w:pStyle w:val="Compact"/>
-              <w:jc w:val="left"/>
-            </w:pPr>
-            <w:r>
-              <w:t xml:space="preserve">Soda Horse (frases-chave)</w:t>
+              <w:t xml:space="preserve">Trecho</w:t>
+            </w:r>
+          </w:p>
+        </w:tc>
+        <w:tc>
+          <w:tcPr/>
+          <w:p>
+            <w:pPr>
+              <w:pStyle w:val="Compact"/>
+              <w:jc w:val="left"/>
+            </w:pPr>
+            <w:r>
+              <w:t xml:space="preserve">v1 (formal)</w:t>
+            </w:r>
+          </w:p>
+        </w:tc>
+        <w:tc>
+          <w:tcPr/>
+          <w:p>
+            <w:pPr>
+              <w:pStyle w:val="Compact"/>
+              <w:jc w:val="left"/>
+            </w:pPr>
+            <w:r>
+              <w:t xml:space="preserve">v2 (voz do Mike)</w:t>
             </w:r>
           </w:p>
         </w:tc>
@@ -956,30 +1262,6 @@
             </w:pPr>
             <w:r>
               <w:t xml:space="preserve">Função</w:t>
-            </w:r>
-          </w:p>
-        </w:tc>
-        <w:tc>
-          <w:tcPr/>
-          <w:p>
-            <w:pPr>
-              <w:pStyle w:val="Compact"/>
-              <w:jc w:val="left"/>
-            </w:pPr>
-            <w:r>
-              <w:t xml:space="preserve">Nossa versão</w:t>
-            </w:r>
-          </w:p>
-        </w:tc>
-        <w:tc>
-          <w:tcPr/>
-          <w:p>
-            <w:pPr>
-              <w:pStyle w:val="Compact"/>
-              <w:jc w:val="left"/>
-            </w:pPr>
-            <w:r>
-              <w:t xml:space="preserve">Toque original</w:t>
             </w:r>
           </w:p>
         </w:tc>
@@ -993,7 +1275,7 @@
               <w:jc w:val="left"/>
             </w:pPr>
             <w:r>
-              <w:t xml:space="preserve">5.1a</w:t>
+              <w:t xml:space="preserve">Abertura</w:t>
             </w:r>
           </w:p>
         </w:tc>
@@ -1008,118 +1290,55 @@
               <w:t xml:space="preserve">“</w:t>
             </w:r>
             <w:r>
-              <w:t xml:space="preserve">Kevin, você me ligou.</w:t>
+              <w:t xml:space="preserve">You’ve heard everything, Andrew. Every man on your show…</w:t>
             </w:r>
             <w:r>
               <w:t xml:space="preserve">”</w:t>
             </w:r>
+          </w:p>
+        </w:tc>
+        <w:tc>
+          <w:tcPr/>
+          <w:p>
+            <w:pPr>
+              <w:pStyle w:val="Compact"/>
+              <w:jc w:val="left"/>
+            </w:pPr>
+            <w:r>
+              <w:t xml:space="preserve">“</w:t>
+            </w:r>
+            <w:r>
+              <w:t xml:space="preserve">Listen. You heard everything, Andrew. Every dude that sits in your chair tells you the shit he never told nobody. But this one? … Not my boys. Not my pastor. Nobody.</w:t>
+            </w:r>
+            <w:r>
+              <w:t xml:space="preserve">”</w:t>
+            </w:r>
+          </w:p>
+        </w:tc>
+        <w:tc>
+          <w:tcPr/>
+          <w:p>
+            <w:pPr>
+              <w:pStyle w:val="Compact"/>
+              <w:jc w:val="left"/>
+            </w:pPr>
+            <w:r>
+              <w:t xml:space="preserve">Muleta</w:t>
+            </w:r>
             <w:r>
               <w:t xml:space="preserve"> </w:t>
             </w:r>
             <w:r>
-              <w:t xml:space="preserve">/</w:t>
-            </w:r>
-            <w:r>
-              <w:t xml:space="preserve"> </w:t>
-            </w:r>
-            <w:r>
               <w:t xml:space="preserve">“</w:t>
             </w:r>
             <w:r>
-              <w:t xml:space="preserve">Você é médico, Pete, já ouviu de tudo. Mas isso eu nunca contei. Cheguei aos 70 sendo o Kevin Costner. Oscar, o mundo, mulheres sonhando. E mesmo assim liguei pro meu médico quase chorando: meu pau não levantava há 5 anos.</w:t>
+              <w:t xml:space="preserve">Listen</w:t>
             </w:r>
             <w:r>
               <w:t xml:space="preserve">”</w:t>
             </w:r>
-          </w:p>
-        </w:tc>
-        <w:tc>
-          <w:tcPr/>
-          <w:p>
-            <w:pPr>
-              <w:pStyle w:val="Compact"/>
-              <w:jc w:val="left"/>
-            </w:pPr>
-            <w:r>
-              <w:t xml:space="preserve">Abrir a entrevista; o ícone confessa o indizível com o contraste glória × pau morto</w:t>
-            </w:r>
-          </w:p>
-        </w:tc>
-        <w:tc>
-          <w:tcPr/>
-          <w:p>
-            <w:pPr>
-              <w:pStyle w:val="Compact"/>
-              <w:jc w:val="left"/>
-            </w:pPr>
-            <w:r>
-              <w:t xml:space="preserve">“</w:t>
-            </w:r>
-            <w:r>
-              <w:t xml:space="preserve">Mike, você me ligou.</w:t>
-            </w:r>
-            <w:r>
-              <w:t xml:space="preserve">”</w:t>
-            </w:r>
-            <w:r>
-              <w:t xml:space="preserve"> </w:t>
-            </w:r>
-            <w:r>
-              <w:t xml:space="preserve">/</w:t>
-            </w:r>
-            <w:r>
-              <w:t xml:space="preserve"> </w:t>
-            </w:r>
-            <w:r>
-              <w:t xml:space="preserve">“</w:t>
-            </w:r>
-            <w:r>
-              <w:t xml:space="preserve">Você já ouviu de tudo, Andrew… cheguei aos 58 sendo o Mike Tyson. Campeão mais jovem. O mundo com medo de mim. Mulheres sonhando. E mesmo assim, às seis da manhã, três semanas depois da maior noite da minha vida, liguei pro meu amigo quase chorando: meu pau não levantava há dois anos.</w:t>
-            </w:r>
-            <w:r>
-              <w:t xml:space="preserve">”</w:t>
-            </w:r>
-          </w:p>
-        </w:tc>
-        <w:tc>
-          <w:tcPr/>
-          <w:p>
-            <w:pPr>
-              <w:pStyle w:val="Compact"/>
-              <w:jc w:val="left"/>
-            </w:pPr>
-            <w:r>
-              <w:t xml:space="preserve">“</w:t>
-            </w:r>
-            <w:r>
-              <w:t xml:space="preserve">Você é médico</w:t>
-            </w:r>
-            <w:r>
-              <w:t xml:space="preserve">”</w:t>
-            </w:r>
-            <w:r>
-              <w:t xml:space="preserve"> </w:t>
-            </w:r>
-            <w:r>
-              <w:t xml:space="preserve">vira</w:t>
-            </w:r>
-            <w:r>
-              <w:t xml:space="preserve"> </w:t>
-            </w:r>
-            <w:r>
-              <w:t xml:space="preserve">“</w:t>
-            </w:r>
-            <w:r>
-              <w:t xml:space="preserve">todo homem que senta no seu programa te conta o que nunca contou</w:t>
-            </w:r>
-            <w:r>
-              <w:t xml:space="preserve">”</w:t>
-            </w:r>
-            <w:r>
-              <w:t xml:space="preserve"> </w:t>
-            </w:r>
-            <w:r>
-              <w:t xml:space="preserve">(Huberman não é médico)</w:t>
+            <w:r>
+              <w:t xml:space="preserve">, dupla negativa, grupo de três</w:t>
             </w:r>
           </w:p>
         </w:tc>
@@ -1133,7 +1352,19 @@
               <w:jc w:val="left"/>
             </w:pPr>
             <w:r>
-              <w:t xml:space="preserve">5.1b</w:t>
+              <w:t xml:space="preserve">A ruga</w:t>
+            </w:r>
+          </w:p>
+        </w:tc>
+        <w:tc>
+          <w:tcPr/>
+          <w:p>
+            <w:pPr>
+              <w:pStyle w:val="Compact"/>
+              <w:jc w:val="left"/>
+            </w:pPr>
+            <w:r>
+              <w:t xml:space="preserve">(não havia)</w:t>
             </w:r>
           </w:p>
         </w:tc>
@@ -1148,94 +1379,22 @@
               <w:t xml:space="preserve">“</w:t>
             </w:r>
             <w:r>
-              <w:t xml:space="preserve">Deixa eu te contar como um homem chega nesse ponto. Não desabou de uma vez. Começou com as costas dela… só um olhar.</w:t>
+              <w:t xml:space="preserve">It’s like a line on your face. You don’t wake up with it. It started ten years ago and you just ain’t seen it yet.</w:t>
             </w:r>
             <w:r>
               <w:t xml:space="preserve">”</w:t>
             </w:r>
-            <w:r>
-              <w:t xml:space="preserve"> </w:t>
-            </w:r>
-            <w:r>
-              <w:t xml:space="preserve">/</w:t>
-            </w:r>
-            <w:r>
-              <w:t xml:space="preserve"> </w:t>
-            </w:r>
-            <w:r>
-              <w:t xml:space="preserve">“</w:t>
-            </w:r>
-            <w:r>
-              <w:t xml:space="preserve">Desculpa, como?</w:t>
-            </w:r>
-            <w:r>
-              <w:t xml:space="preserve">”</w:t>
-            </w:r>
-            <w:r>
-              <w:t xml:space="preserve"> </w:t>
-            </w:r>
-            <w:r>
-              <w:t xml:space="preserve">/ roupão aberto, celular, lençol até o ombro,</w:t>
-            </w:r>
-            <w:r>
-              <w:t xml:space="preserve"> </w:t>
-            </w:r>
-            <w:r>
-              <w:t xml:space="preserve">“</w:t>
-            </w:r>
-            <w:r>
-              <w:t xml:space="preserve">Hoje não, Kev.</w:t>
-            </w:r>
-            <w:r>
-              <w:t xml:space="preserve">”</w:t>
-            </w:r>
-          </w:p>
-        </w:tc>
-        <w:tc>
-          <w:tcPr/>
-          <w:p>
-            <w:pPr>
-              <w:pStyle w:val="Compact"/>
-              <w:jc w:val="left"/>
-            </w:pPr>
-            <w:r>
-              <w:t xml:space="preserve">A descida em gestos pequenos; a interrupção do entrevistador</w:t>
-            </w:r>
-          </w:p>
-        </w:tc>
-        <w:tc>
-          <w:tcPr/>
-          <w:p>
-            <w:pPr>
-              <w:pStyle w:val="Compact"/>
-              <w:jc w:val="left"/>
-            </w:pPr>
-            <w:r>
-              <w:t xml:space="preserve">Igual: toalha aberta, celular, lençol até o ombro,</w:t>
-            </w:r>
-            <w:r>
-              <w:t xml:space="preserve"> </w:t>
-            </w:r>
-            <w:r>
-              <w:t xml:space="preserve">“</w:t>
-            </w:r>
-            <w:r>
-              <w:t xml:space="preserve">Hoje não, Mike. Estou acabada.</w:t>
-            </w:r>
-            <w:r>
-              <w:t xml:space="preserve">”</w:t>
-            </w:r>
-          </w:p>
-        </w:tc>
-        <w:tc>
-          <w:tcPr/>
-          <w:p>
-            <w:pPr>
-              <w:pStyle w:val="Compact"/>
-              <w:jc w:val="left"/>
-            </w:pPr>
-            <w:r>
-              <w:t xml:space="preserve">—</w:t>
+          </w:p>
+        </w:tc>
+        <w:tc>
+          <w:tcPr/>
+          <w:p>
+            <w:pPr>
+              <w:pStyle w:val="Compact"/>
+              <w:jc w:val="left"/>
+            </w:pPr>
+            <w:r>
+              <w:t xml:space="preserve">Frase do próprio Tyson no podcast, virada para o pau (mecanismo lento)</w:t>
             </w:r>
           </w:p>
         </w:tc>
@@ -1249,7 +1408,7 @@
               <w:jc w:val="left"/>
             </w:pPr>
             <w:r>
-              <w:t xml:space="preserve">5.2a</w:t>
+              <w:t xml:space="preserve">A voz dela</w:t>
             </w:r>
           </w:p>
         </w:tc>
@@ -1264,7 +1423,7 @@
               <w:t xml:space="preserve">“</w:t>
             </w:r>
             <w:r>
-              <w:t xml:space="preserve">Eu virava e engolia… acordado no escuro… aquela mulher gritou meu nome. Não é que eu não tenha dado tudo: marido presente, saí de sets, construí império… 18 anos… mais medo de tocar na minha esposa do que de qualquer homem que enfrentei.</w:t>
+              <w:t xml:space="preserve">Not tonight, Mike. I’m wiped out.</w:t>
             </w:r>
             <w:r>
               <w:t xml:space="preserve">”</w:t>
@@ -1279,28 +1438,22 @@
               <w:jc w:val="left"/>
             </w:pPr>
             <w:r>
-              <w:t xml:space="preserve">O homem que deu tudo; a frase de medo</w:t>
-            </w:r>
-          </w:p>
-        </w:tc>
-        <w:tc>
-          <w:tcPr/>
-          <w:p>
-            <w:pPr>
-              <w:pStyle w:val="Compact"/>
-              <w:jc w:val="left"/>
-            </w:pPr>
-            <w:r>
-              <w:t xml:space="preserve">Igual:</w:t>
+              <w:t xml:space="preserve">“</w:t>
+            </w:r>
+            <w:r>
+              <w:t xml:space="preserve">‘</w:t>
+            </w:r>
+            <w:r>
+              <w:t xml:space="preserve">Not tonight, Mike. I’m tired.</w:t>
+            </w:r>
+            <w:r>
+              <w:t xml:space="preserve">’</w:t>
             </w:r>
             <w:r>
               <w:t xml:space="preserve"> </w:t>
             </w:r>
             <w:r>
-              <w:t xml:space="preserve">“</w:t>
-            </w:r>
-            <w:r>
-              <w:t xml:space="preserve">larguei a estrada, larguei a noite, voltei pra casa… mais medo de tocar na minha mulher do que de qualquer homem que enfrentei num ringue</w:t>
+              <w:t xml:space="preserve">You know that voice? Every married man knows that voice.</w:t>
             </w:r>
             <w:r>
               <w:t xml:space="preserve">”</w:t>
@@ -1315,43 +1468,7 @@
               <w:jc w:val="left"/>
             </w:pPr>
             <w:r>
-              <w:t xml:space="preserve">A</w:t>
-            </w:r>
-            <w:r>
-              <w:t xml:space="preserve"> </w:t>
-            </w:r>
-            <w:r>
-              <w:t xml:space="preserve">“</w:t>
-            </w:r>
-            <w:r>
-              <w:t xml:space="preserve">estrada</w:t>
-            </w:r>
-            <w:r>
-              <w:t xml:space="preserve">”</w:t>
-            </w:r>
-            <w:r>
-              <w:t xml:space="preserve"> </w:t>
-            </w:r>
-            <w:r>
-              <w:t xml:space="preserve">e a</w:t>
-            </w:r>
-            <w:r>
-              <w:t xml:space="preserve"> </w:t>
-            </w:r>
-            <w:r>
-              <w:t xml:space="preserve">“</w:t>
-            </w:r>
-            <w:r>
-              <w:t xml:space="preserve">noite</w:t>
-            </w:r>
-            <w:r>
-              <w:t xml:space="preserve">”</w:t>
-            </w:r>
-            <w:r>
-              <w:t xml:space="preserve"> </w:t>
-            </w:r>
-            <w:r>
-              <w:t xml:space="preserve">são a biografia pública do Tyson</w:t>
+              <w:t xml:space="preserve">VOC: a desculpa que todo casado reconhece</w:t>
             </w:r>
           </w:p>
         </w:tc>
@@ -1365,7 +1482,7 @@
               <w:jc w:val="left"/>
             </w:pPr>
             <w:r>
-              <w:t xml:space="preserve">5.2b</w:t>
+              <w:t xml:space="preserve">A conta</w:t>
             </w:r>
           </w:p>
         </w:tc>
@@ -1380,7 +1497,7 @@
               <w:t xml:space="preserve">“</w:t>
             </w:r>
             <w:r>
-              <w:t xml:space="preserve">Foi aí que o Josh apareceu. Vizinho, competia com cavalos, sentava à minha mesa, ria das minhas piadas, bebia meu vinho, enquanto eu passava meses em Montana filmando o cowboy mais durão da TV e deixando a porta escancarada.</w:t>
+              <w:t xml:space="preserve">remembering that this same woman…</w:t>
             </w:r>
             <w:r>
               <w:t xml:space="preserve">”</w:t>
@@ -1395,22 +1512,10 @@
               <w:jc w:val="left"/>
             </w:pPr>
             <w:r>
-              <w:t xml:space="preserve">O rival entra pela mesa do próprio homem; a ironia da ausência</w:t>
-            </w:r>
-          </w:p>
-        </w:tc>
-        <w:tc>
-          <w:tcPr/>
-          <w:p>
-            <w:pPr>
-              <w:pStyle w:val="Compact"/>
-              <w:jc w:val="left"/>
-            </w:pPr>
-            <w:r>
               <w:t xml:space="preserve">“</w:t>
             </w:r>
             <w:r>
-              <w:t xml:space="preserve">Aí veio o camp. Setembro de 2024… rancho de Longhorn… o peão: trinta anos, monta touro, mão de pá, na minha mesa, rindo das minhas piadas, bebendo minha cerveja, consertando o chuveiro enquanto eu levava soco seis horas por dia. Ela rindo de um jeito que eu não ouvia há dois anos. Eu reparei. E não fiz nada.</w:t>
+              <w:t xml:space="preserve">I’m doing math in my head. When was the last time? When was the last time she grabbed me?</w:t>
             </w:r>
             <w:r>
               <w:t xml:space="preserve">”</w:t>
@@ -1425,19 +1530,7 @@
               <w:jc w:val="left"/>
             </w:pPr>
             <w:r>
-              <w:t xml:space="preserve">O camp e o rancho entram aqui (plantar a superestrutura);</w:t>
-            </w:r>
-            <w:r>
-              <w:t xml:space="preserve"> </w:t>
-            </w:r>
-            <w:r>
-              <w:t xml:space="preserve">“</w:t>
-            </w:r>
-            <w:r>
-              <w:t xml:space="preserve">eu reparo em tudo. E não fiz nada.</w:t>
-            </w:r>
-            <w:r>
-              <w:t xml:space="preserve">”</w:t>
+              <w:t xml:space="preserve">VOC: o pensamento noturno do prospect</w:t>
             </w:r>
           </w:p>
         </w:tc>
@@ -1451,7 +1544,7 @@
               <w:jc w:val="left"/>
             </w:pPr>
             <w:r>
-              <w:t xml:space="preserve">5.3a</w:t>
+              <w:t xml:space="preserve">O medo</w:t>
             </w:r>
           </w:p>
         </w:tc>
@@ -1466,7 +1559,7 @@
               <w:t xml:space="preserve">“</w:t>
             </w:r>
             <w:r>
-              <w:t xml:space="preserve">Voltei de uma temporada e a casa estava diferente. O cheiro. Ela. Escondendo o celular, fria, os olhos entregavam. Minha casa perdeu a cor, parecia hotel.</w:t>
+              <w:t xml:space="preserve">more afraid of touching my own wife…</w:t>
             </w:r>
             <w:r>
               <w:t xml:space="preserve">”</w:t>
@@ -1481,58 +1574,25 @@
               <w:jc w:val="left"/>
             </w:pPr>
             <w:r>
-              <w:t xml:space="preserve">Os sinais da traição em objetos</w:t>
-            </w:r>
-          </w:p>
-        </w:tc>
-        <w:tc>
-          <w:tcPr/>
-          <w:p>
-            <w:pPr>
-              <w:pStyle w:val="Compact"/>
-              <w:jc w:val="left"/>
-            </w:pPr>
-            <w:r>
-              <w:t xml:space="preserve">Celular virado,</w:t>
-            </w:r>
-            <w:r>
-              <w:t xml:space="preserve"> </w:t>
-            </w:r>
-            <w:r>
               <w:t xml:space="preserve">“</w:t>
             </w:r>
             <w:r>
-              <w:t xml:space="preserve">ver os cavalos</w:t>
+              <w:t xml:space="preserve">+ I’d rather take a punch. A punch I know what to do with.</w:t>
             </w:r>
             <w:r>
               <w:t xml:space="preserve">”</w:t>
             </w:r>
-            <w:r>
-              <w:t xml:space="preserve">, cheiro na caminhonete,</w:t>
-            </w:r>
-            <w:r>
-              <w:t xml:space="preserve"> </w:t>
-            </w:r>
-            <w:r>
-              <w:t xml:space="preserve">“</w:t>
-            </w:r>
-            <w:r>
-              <w:t xml:space="preserve">a casa perdeu a cor, parecia quarto de hotel</w:t>
-            </w:r>
-            <w:r>
-              <w:t xml:space="preserve">”</w:t>
-            </w:r>
-          </w:p>
-        </w:tc>
-        <w:tc>
-          <w:tcPr/>
-          <w:p>
-            <w:pPr>
-              <w:pStyle w:val="Compact"/>
-              <w:jc w:val="left"/>
-            </w:pPr>
-            <w:r>
-              <w:t xml:space="preserve">—</w:t>
+          </w:p>
+        </w:tc>
+        <w:tc>
+          <w:tcPr/>
+          <w:p>
+            <w:pPr>
+              <w:pStyle w:val="Compact"/>
+              <w:jc w:val="left"/>
+            </w:pPr>
+            <w:r>
+              <w:t xml:space="preserve">Humor na dor, à Tyson</w:t>
             </w:r>
           </w:p>
         </w:tc>
@@ -1546,7 +1606,19 @@
               <w:jc w:val="left"/>
             </w:pPr>
             <w:r>
-              <w:t xml:space="preserve">5.3b</w:t>
+              <w:t xml:space="preserve">As desculpas</w:t>
+            </w:r>
+          </w:p>
+        </w:tc>
+        <w:tc>
+          <w:tcPr/>
+          <w:p>
+            <w:pPr>
+              <w:pStyle w:val="Compact"/>
+              <w:jc w:val="left"/>
+            </w:pPr>
+            <w:r>
+              <w:t xml:space="preserve">(não havia)</w:t>
             </w:r>
           </w:p>
         </w:tc>
@@ -1561,7 +1633,7 @@
               <w:t xml:space="preserve">“</w:t>
             </w:r>
             <w:r>
-              <w:t xml:space="preserve">Fiz a coisa mais patética: instalei câmera escondida na cozinha. Queria prova de traição; a câmera me deu muito pior. Assisti 20 vezes. O vizinho na minha bancada misturando alguma coisa e subindo pro meu quarto como se a casa fosse dele. Nem sabia o que era aquele pó. O pior foi o que ouvi: os gemidos descendo do quarto.</w:t>
+              <w:t xml:space="preserve">You start blaming everything else. The training. My knee. I’m tired. I’m old. I had two beers. You start volunteering for the late nights so you ain’t got to try. You pray she’s asleep before you get upstairs.</w:t>
             </w:r>
             <w:r>
               <w:t xml:space="preserve">”</w:t>
@@ -1576,55 +1648,7 @@
               <w:jc w:val="left"/>
             </w:pPr>
             <w:r>
-              <w:t xml:space="preserve">A câmera; o pó entra pela mão do rival; o som como clímax</w:t>
-            </w:r>
-          </w:p>
-        </w:tc>
-        <w:tc>
-          <w:tcPr/>
-          <w:p>
-            <w:pPr>
-              <w:pStyle w:val="Compact"/>
-              <w:jc w:val="left"/>
-            </w:pPr>
-            <w:r>
-              <w:t xml:space="preserve">“</w:t>
-            </w:r>
-            <w:r>
-              <w:t xml:space="preserve">A minha segurança instala câmera em toda casa onde eu fico. Nunca tinha aberto o aplicativo… sentei na caminhonete e abri… Assisti umas vinte vezes. O garoto entra pela porta dos fundos, lata na mão, mistura um pó branco no copo na minha pia, olha o relógio, bebe, limpa a bancada, sobe a minha escada como se a casa fosse dele. A câmera do corredor tem microfone. O pior foi o que eu ouvi.</w:t>
-            </w:r>
-            <w:r>
-              <w:t xml:space="preserve">”</w:t>
-            </w:r>
-          </w:p>
-        </w:tc>
-        <w:tc>
-          <w:tcPr/>
-          <w:p>
-            <w:pPr>
-              <w:pStyle w:val="Compact"/>
-              <w:jc w:val="left"/>
-            </w:pPr>
-            <w:r>
-              <w:t xml:space="preserve">A câmera é decisão do brief (segurança do famoso);</w:t>
-            </w:r>
-            <w:r>
-              <w:t xml:space="preserve"> </w:t>
-            </w:r>
-            <w:r>
-              <w:t xml:space="preserve">“</w:t>
-            </w:r>
-            <w:r>
-              <w:t xml:space="preserve">olha o relógio da parede</w:t>
-            </w:r>
-            <w:r>
-              <w:t xml:space="preserve">”</w:t>
-            </w:r>
-            <w:r>
-              <w:t xml:space="preserve"> </w:t>
-            </w:r>
-            <w:r>
-              <w:t xml:space="preserve">(o preparo tem hora)</w:t>
+              <w:t xml:space="preserve">VOC: as mentiras que o prospect conta pra si mesmo</w:t>
             </w:r>
           </w:p>
         </w:tc>
@@ -1638,7 +1662,19 @@
               <w:jc w:val="left"/>
             </w:pPr>
             <w:r>
-              <w:t xml:space="preserve">5.4</w:t>
+              <w:t xml:space="preserve">O pau estranho</w:t>
+            </w:r>
+          </w:p>
+        </w:tc>
+        <w:tc>
+          <w:tcPr/>
+          <w:p>
+            <w:pPr>
+              <w:pStyle w:val="Compact"/>
+              <w:jc w:val="left"/>
+            </w:pPr>
+            <w:r>
+              <w:t xml:space="preserve">(não havia)</w:t>
             </w:r>
           </w:p>
         </w:tc>
@@ -1653,7 +1689,7 @@
               <w:t xml:space="preserve">“</w:t>
             </w:r>
             <w:r>
-              <w:t xml:space="preserve">Os mesmos gemidos que não consegui arrancar dela por 5 anos. O cara misturou o segredo na minha bancada e fodeu minha esposa na minha cama tão alto que a câmera captou. Sozinho, no escuro, controle tremendo. Me diz, Pete, você é médico. O que aquele filho da puta colocou naquela garrafa? O que ele tinha que eu não tenho mais?</w:t>
+              <w:t xml:space="preserve">You look down at your own dick like it belongs to somebody else. Like it’s some stranger that showed up in your pants and won’t leave.</w:t>
             </w:r>
             <w:r>
               <w:t xml:space="preserve">”</w:t>
@@ -1668,95 +1704,7 @@
               <w:jc w:val="left"/>
             </w:pPr>
             <w:r>
-              <w:t xml:space="preserve">A ferida dita crua; a pergunta que entrega o mecanismo ao expert</w:t>
-            </w:r>
-          </w:p>
-        </w:tc>
-        <w:tc>
-          <w:tcPr/>
-          <w:p>
-            <w:pPr>
-              <w:pStyle w:val="Compact"/>
-              <w:jc w:val="left"/>
-            </w:pPr>
-            <w:r>
-              <w:t xml:space="preserve">Igual + o soco que não sai (</w:t>
-            </w:r>
-            <w:r>
-              <w:t xml:space="preserve">“</w:t>
-            </w:r>
-            <w:r>
-              <w:t xml:space="preserve">quis matar ele… não saí da caminhonete, porque ele tinha o que eu não tinha</w:t>
-            </w:r>
-            <w:r>
-              <w:t xml:space="preserve">”</w:t>
-            </w:r>
-            <w:r>
-              <w:t xml:space="preserve">) +</w:t>
-            </w:r>
-            <w:r>
-              <w:t xml:space="preserve"> </w:t>
-            </w:r>
-            <w:r>
-              <w:rPr>
-                <w:bCs/>
-                <w:b/>
-              </w:rPr>
-              <w:t xml:space="preserve">extensão original:</w:t>
-            </w:r>
-            <w:r>
-              <w:t xml:space="preserve"> </w:t>
-            </w:r>
-            <w:r>
-              <w:t xml:space="preserve">Arlington com o vídeo na cabeça, o hotel (</w:t>
-            </w:r>
-            <w:r>
-              <w:t xml:space="preserve">“</w:t>
-            </w:r>
-            <w:r>
-              <w:t xml:space="preserve">está tudo bem, Mike, você aguentou oito rounds</w:t>
-            </w:r>
-            <w:r>
-              <w:t xml:space="preserve">”</w:t>
-            </w:r>
-            <w:r>
-              <w:t xml:space="preserve">), o jantar (</w:t>
-            </w:r>
-            <w:r>
-              <w:t xml:space="preserve">“</w:t>
-            </w:r>
-            <w:r>
-              <w:t xml:space="preserve">oito rounds é fácil, difícil é o décimo</w:t>
-            </w:r>
-            <w:r>
-              <w:t xml:space="preserve">”</w:t>
-            </w:r>
-            <w:r>
-              <w:t xml:space="preserve">) → a mesma pergunta final:</w:t>
-            </w:r>
-            <w:r>
-              <w:t xml:space="preserve"> </w:t>
-            </w:r>
-            <w:r>
-              <w:t xml:space="preserve">“</w:t>
-            </w:r>
-            <w:r>
-              <w:t xml:space="preserve">o que ele colocou naquele copo? o que ele tinha que eu não tenho mais?</w:t>
-            </w:r>
-            <w:r>
-              <w:t xml:space="preserve">”</w:t>
-            </w:r>
-          </w:p>
-        </w:tc>
-        <w:tc>
-          <w:tcPr/>
-          <w:p>
-            <w:pPr>
-              <w:pStyle w:val="Compact"/>
-              <w:jc w:val="left"/>
-            </w:pPr>
-            <w:r>
-              <w:t xml:space="preserve">Arlington e o jantar entram dentro do depoimento, antes da pergunta, para a pergunta sair com o peso máximo</w:t>
+              <w:t xml:space="preserve">Ferida de identidade</w:t>
             </w:r>
           </w:p>
         </w:tc>
@@ -1770,7 +1718,7 @@
               <w:jc w:val="left"/>
             </w:pPr>
             <w:r>
-              <w:t xml:space="preserve">6.1a</w:t>
+              <w:t xml:space="preserve">A moral</w:t>
             </w:r>
           </w:p>
         </w:tc>
@@ -1785,7 +1733,7 @@
               <w:t xml:space="preserve">“</w:t>
             </w:r>
             <w:r>
-              <w:t xml:space="preserve">Ainda não sei, Kevin, mas juro que vou descobrir. Toda história tem 2 lados… o dela. Fui atrás da Christine. Conversamos por horas, ela deixou gravar. Presta atenção: não é só sobre o Kevin. Metade dos casamentos… morrem em silêncio, dentro do quarto. Pode ser o seu.</w:t>
+              <w:t xml:space="preserve">I noticed. And I did nothing.</w:t>
             </w:r>
             <w:r>
               <w:t xml:space="preserve">”</w:t>
@@ -1800,28 +1748,19 @@
               <w:jc w:val="left"/>
             </w:pPr>
             <w:r>
-              <w:t xml:space="preserve">A promessa + o segundo lado + a transferência para o espectador</w:t>
-            </w:r>
-          </w:p>
-        </w:tc>
-        <w:tc>
-          <w:tcPr/>
-          <w:p>
-            <w:pPr>
-              <w:pStyle w:val="Compact"/>
-              <w:jc w:val="left"/>
-            </w:pPr>
-            <w:r>
-              <w:t xml:space="preserve">Igual,</w:t>
-            </w:r>
-            <w:r>
-              <w:t xml:space="preserve"> </w:t>
-            </w:r>
-            <w:r>
               <w:t xml:space="preserve">“</w:t>
             </w:r>
             <w:r>
-              <w:t xml:space="preserve">desde que o rosto dela ficasse fora da câmera</w:t>
+              <w:t xml:space="preserve">‘</w:t>
+            </w:r>
+            <w:r>
+              <w:t xml:space="preserve">Cause what am I gonna say? ’Don’t laugh</w:t>
+            </w:r>
+            <w:r>
+              <w:t xml:space="preserve">’</w:t>
+            </w:r>
+            <w:r>
+              <w:t xml:space="preserve">? With what I got going on downstairs? I ain’t got no leverage, bro. A man with a dead dick ain’t got no leverage in his own house. That’s real talk.</w:t>
             </w:r>
             <w:r>
               <w:t xml:space="preserve">”</w:t>
@@ -1836,7 +1775,7 @@
               <w:jc w:val="left"/>
             </w:pPr>
             <w:r>
-              <w:t xml:space="preserve">A condição do rosto justifica a esposa sem rosto</w:t>
+              <w:t xml:space="preserve">VOC: a perda de autoridade em casa</w:t>
             </w:r>
           </w:p>
         </w:tc>
@@ -1850,28 +1789,22 @@
               <w:jc w:val="left"/>
             </w:pPr>
             <w:r>
-              <w:t xml:space="preserve">6.1b</w:t>
-            </w:r>
-          </w:p>
-        </w:tc>
-        <w:tc>
-          <w:tcPr/>
-          <w:p>
-            <w:pPr>
-              <w:pStyle w:val="Compact"/>
-              <w:jc w:val="left"/>
-            </w:pPr>
-            <w:r>
-              <w:t xml:space="preserve">CHRISTINE:</w:t>
-            </w:r>
-            <w:r>
-              <w:t xml:space="preserve"> </w:t>
-            </w:r>
+              <w:t xml:space="preserve">O hóspede</w:t>
+            </w:r>
+          </w:p>
+        </w:tc>
+        <w:tc>
+          <w:tcPr/>
+          <w:p>
+            <w:pPr>
+              <w:pStyle w:val="Compact"/>
+              <w:jc w:val="left"/>
+            </w:pPr>
             <w:r>
               <w:t xml:space="preserve">“</w:t>
             </w:r>
             <w:r>
-              <w:t xml:space="preserve">Eu amava o Kevin. Mas amor não faz uma mulher gozar. Por 5 anos… carne morta. Gozar sozinha no chuveiro mordendo a toalha. Pro mundo ele era o cowboy viril. Dentro do quarto, só um homem com um pau morto.</w:t>
+              <w:t xml:space="preserve">It felt like a hotel room.</w:t>
             </w:r>
             <w:r>
               <w:t xml:space="preserve">”</w:t>
@@ -1886,28 +1819,10 @@
               <w:jc w:val="left"/>
             </w:pPr>
             <w:r>
-              <w:t xml:space="preserve">A esposa humaniza e humilha ao mesmo tempo</w:t>
-            </w:r>
-          </w:p>
-        </w:tc>
-        <w:tc>
-          <w:tcPr/>
-          <w:p>
-            <w:pPr>
-              <w:pStyle w:val="Compact"/>
-              <w:jc w:val="left"/>
-            </w:pPr>
-            <w:r>
-              <w:t xml:space="preserve">Igual:</w:t>
-            </w:r>
-            <w:r>
-              <w:t xml:space="preserve"> </w:t>
-            </w:r>
-            <w:r>
               <w:t xml:space="preserve">“</w:t>
             </w:r>
             <w:r>
-              <w:t xml:space="preserve">o homem mais temido da América… carne morta… mordendo a toalha… pro mundo, o Iron Mike. Dentro do quarto, só um homem com um pau morto.</w:t>
+              <w:t xml:space="preserve">+ I’m the guest.</w:t>
             </w:r>
             <w:r>
               <w:t xml:space="preserve">”</w:t>
@@ -1922,19 +1837,7 @@
               <w:jc w:val="left"/>
             </w:pPr>
             <w:r>
-              <w:t xml:space="preserve">“</w:t>
-            </w:r>
-            <w:r>
-              <w:t xml:space="preserve">Eu amo o Mike</w:t>
-            </w:r>
-            <w:r>
-              <w:t xml:space="preserve">”</w:t>
-            </w:r>
-            <w:r>
-              <w:t xml:space="preserve"> </w:t>
-            </w:r>
-            <w:r>
-              <w:t xml:space="preserve">no presente (ela não foi embora)</w:t>
+              <w:t xml:space="preserve">Imagem concreta</w:t>
             </w:r>
           </w:p>
         </w:tc>
@@ -1948,7 +1851,7 @@
               <w:jc w:val="left"/>
             </w:pPr>
             <w:r>
-              <w:t xml:space="preserve">6.2</w:t>
+              <w:t xml:space="preserve">A caminhonete</w:t>
             </w:r>
           </w:p>
         </w:tc>
@@ -1963,7 +1866,7 @@
               <w:t xml:space="preserve">“</w:t>
             </w:r>
             <w:r>
-              <w:t xml:space="preserve">Aí o Josh apareceu… o volume na calça… me agarrando do jeito que o Kevin não agarrava… me preencheu por completo, cada polegada… esguichar como não esguichava desde os 20… duro feito pedra por horas sem amolecer, nem no auge… voltei no dia seguinte… viciada no vizinho, dentro da casa que meu marido pagou. Não era o dinheiro.</w:t>
+              <w:t xml:space="preserve">I wanted to kill him. I’m Mike Tyson. And I didn’t get out of the truck.</w:t>
             </w:r>
             <w:r>
               <w:t xml:space="preserve">”</w:t>
@@ -1978,61 +1881,25 @@
               <w:jc w:val="left"/>
             </w:pPr>
             <w:r>
-              <w:t xml:space="preserve">A faca: dureza + tamanho + repetição + a casa do marido</w:t>
-            </w:r>
-          </w:p>
-        </w:tc>
-        <w:tc>
-          <w:tcPr/>
-          <w:p>
-            <w:pPr>
-              <w:pStyle w:val="Compact"/>
-              <w:jc w:val="left"/>
-            </w:pPr>
-            <w:r>
-              <w:t xml:space="preserve">Igual, com</w:t>
-            </w:r>
-            <w:r>
-              <w:t xml:space="preserve"> </w:t>
-            </w:r>
-            <w:r>
               <w:t xml:space="preserve">“</w:t>
             </w:r>
             <w:r>
-              <w:t xml:space="preserve">calculando pelo horário do sparring</w:t>
+              <w:t xml:space="preserve">+ I been to prison. … You can’t fight a man for having what you don’t got.</w:t>
             </w:r>
             <w:r>
               <w:t xml:space="preserve">”</w:t>
             </w:r>
-            <w:r>
-              <w:t xml:space="preserve"> </w:t>
-            </w:r>
-            <w:r>
-              <w:t xml:space="preserve">e</w:t>
-            </w:r>
-            <w:r>
-              <w:t xml:space="preserve"> </w:t>
-            </w:r>
-            <w:r>
-              <w:t xml:space="preserve">“</w:t>
-            </w:r>
-            <w:r>
-              <w:t xml:space="preserve">dentro da casa que o nome do meu marido pagou</w:t>
-            </w:r>
-            <w:r>
-              <w:t xml:space="preserve">”</w:t>
-            </w:r>
-          </w:p>
-        </w:tc>
-        <w:tc>
-          <w:tcPr/>
-          <w:p>
-            <w:pPr>
-              <w:pStyle w:val="Compact"/>
-              <w:jc w:val="left"/>
-            </w:pPr>
-            <w:r>
-              <w:t xml:space="preserve">—</w:t>
+          </w:p>
+        </w:tc>
+        <w:tc>
+          <w:tcPr/>
+          <w:p>
+            <w:pPr>
+              <w:pStyle w:val="Compact"/>
+              <w:jc w:val="left"/>
+            </w:pPr>
+            <w:r>
+              <w:t xml:space="preserve">Biografia real + lógica de rua</w:t>
             </w:r>
           </w:p>
         </w:tc>
@@ -2046,7 +1913,7 @@
               <w:jc w:val="left"/>
             </w:pPr>
             <w:r>
-              <w:t xml:space="preserve">6.3</w:t>
+              <w:t xml:space="preserve">O hotel</w:t>
             </w:r>
           </w:p>
         </w:tc>
@@ -2061,7 +1928,7 @@
               <w:t xml:space="preserve">“</w:t>
             </w:r>
             <w:r>
-              <w:t xml:space="preserve">Não era a fama. Ele era o Kevin Costner. Era a única coisa que meu marido não conseguia mais me dar. Não é que ele parou de tentar. É como se alguma coisa dentro dele tivesse parado de funcionar. E eu cansei de fingir.</w:t>
+              <w:t xml:space="preserve">It’s okay, Mike. You went eight rounds.</w:t>
             </w:r>
             <w:r>
               <w:t xml:space="preserve">”</w:t>
@@ -2076,31 +1943,43 @@
               <w:jc w:val="left"/>
             </w:pPr>
             <w:r>
-              <w:t xml:space="preserve">A frase que o expert vai agarrar</w:t>
-            </w:r>
-          </w:p>
-        </w:tc>
-        <w:tc>
-          <w:tcPr/>
-          <w:p>
-            <w:pPr>
-              <w:pStyle w:val="Compact"/>
-              <w:jc w:val="left"/>
-            </w:pPr>
-            <w:r>
-              <w:t xml:space="preserve">Igual</w:t>
-            </w:r>
-          </w:p>
-        </w:tc>
-        <w:tc>
-          <w:tcPr/>
-          <w:p>
-            <w:pPr>
-              <w:pStyle w:val="Compact"/>
-              <w:jc w:val="left"/>
-            </w:pPr>
-            <w:r>
-              <w:t xml:space="preserve">—</w:t>
+              <w:t xml:space="preserve">“</w:t>
+            </w:r>
+            <w:r>
+              <w:t xml:space="preserve">+ It’s okay. Them two words. A man can take a lot of things, but a man can’t take</w:t>
+            </w:r>
+            <w:r>
+              <w:t xml:space="preserve"> </w:t>
+            </w:r>
+            <w:r>
+              <w:t xml:space="preserve">‘</w:t>
+            </w:r>
+            <w:r>
+              <w:t xml:space="preserve">it’s okay</w:t>
+            </w:r>
+            <w:r>
+              <w:t xml:space="preserve">’</w:t>
+            </w:r>
+            <w:r>
+              <w:t xml:space="preserve"> </w:t>
+            </w:r>
+            <w:r>
+              <w:t xml:space="preserve">from his wife.</w:t>
+            </w:r>
+            <w:r>
+              <w:t xml:space="preserve">”</w:t>
+            </w:r>
+          </w:p>
+        </w:tc>
+        <w:tc>
+          <w:tcPr/>
+          <w:p>
+            <w:pPr>
+              <w:pStyle w:val="Compact"/>
+              <w:jc w:val="left"/>
+            </w:pPr>
+            <w:r>
+              <w:t xml:space="preserve">VOC: a frase de pena</w:t>
             </w:r>
           </w:p>
         </w:tc>
@@ -2114,7 +1993,7 @@
               <w:jc w:val="left"/>
             </w:pPr>
             <w:r>
-              <w:t xml:space="preserve">7.1a</w:t>
+              <w:t xml:space="preserve">O jantar</w:t>
             </w:r>
           </w:p>
         </w:tc>
@@ -2129,7 +2008,7 @@
               <w:t xml:space="preserve">“</w:t>
             </w:r>
             <w:r>
-              <w:t xml:space="preserve">Ela deixou o Kevin e casou com o Josh num rancho. Guarda esse detalhe, o rancho. O Josh competia com cavalos e foi do mundo dos cavalos que ele tirou o segredo. Casar num rancho foi quase um deboche.</w:t>
+              <w:t xml:space="preserve">And I knew that everybody knew.</w:t>
             </w:r>
             <w:r>
               <w:t xml:space="preserve">”</w:t>
@@ -2144,22 +2023,10 @@
               <w:jc w:val="left"/>
             </w:pPr>
             <w:r>
-              <w:t xml:space="preserve">O detalhe plantado (o lugar do segredo)</w:t>
-            </w:r>
-          </w:p>
-        </w:tc>
-        <w:tc>
-          <w:tcPr/>
-          <w:p>
-            <w:pPr>
-              <w:pStyle w:val="Compact"/>
-              <w:jc w:val="left"/>
-            </w:pPr>
-            <w:r>
               <w:t xml:space="preserve">“</w:t>
             </w:r>
             <w:r>
-              <w:t xml:space="preserve">Ela não deixou o Mike. Ainda não. Mas já tinha deixado a cama. E o homem dormia a duzentos metros da porta, num rancho, com os touros. Guarda esse detalhe. O rancho… foi do mundo daqueles touros que ele tirou o segredo.</w:t>
+              <w:t xml:space="preserve">+ The whole table knew. God damn.</w:t>
             </w:r>
             <w:r>
               <w:t xml:space="preserve">”</w:t>
@@ -2174,19 +2041,19 @@
               <w:jc w:val="left"/>
             </w:pPr>
             <w:r>
-              <w:t xml:space="preserve">Reconquista preservada (</w:t>
+              <w:t xml:space="preserve">Tique do Tyson (</w:t>
             </w:r>
             <w:r>
               <w:t xml:space="preserve">“</w:t>
             </w:r>
             <w:r>
-              <w:t xml:space="preserve">ainda não</w:t>
+              <w:t xml:space="preserve">God damn</w:t>
             </w:r>
             <w:r>
               <w:t xml:space="preserve">”</w:t>
             </w:r>
             <w:r>
-              <w:t xml:space="preserve">); touros no lugar de cavalos</w:t>
+              <w:t xml:space="preserve">)</w:t>
             </w:r>
           </w:p>
         </w:tc>
@@ -2200,28 +2067,52 @@
               <w:jc w:val="left"/>
             </w:pPr>
             <w:r>
-              <w:t xml:space="preserve">7.1b</w:t>
-            </w:r>
-          </w:p>
-        </w:tc>
-        <w:tc>
-          <w:tcPr/>
-          <w:p>
-            <w:pPr>
-              <w:pStyle w:val="Compact"/>
-              <w:jc w:val="left"/>
-            </w:pPr>
-            <w:r>
-              <w:t xml:space="preserve">CHRISTINE:</w:t>
+              <w:t xml:space="preserve">A esposa</w:t>
+            </w:r>
+          </w:p>
+        </w:tc>
+        <w:tc>
+          <w:tcPr/>
+          <w:p>
+            <w:pPr>
+              <w:pStyle w:val="Compact"/>
+              <w:jc w:val="left"/>
+            </w:pPr>
+            <w:r>
+              <w:t xml:space="preserve">neutra</w:t>
+            </w:r>
+          </w:p>
+        </w:tc>
+        <w:tc>
+          <w:tcPr/>
+          <w:p>
+            <w:pPr>
+              <w:pStyle w:val="Compact"/>
+              <w:jc w:val="left"/>
+            </w:pPr>
+            <w:r>
+              <w:t xml:space="preserve">“</w:t>
+            </w:r>
+            <w:r>
+              <w:t xml:space="preserve">I’m gonna be honest with you, because I told Mike I would.</w:t>
+            </w:r>
+            <w:r>
+              <w:t xml:space="preserve">”</w:t>
             </w:r>
             <w:r>
               <w:t xml:space="preserve"> </w:t>
             </w:r>
             <w:r>
+              <w:t xml:space="preserve">·</w:t>
+            </w:r>
+            <w:r>
+              <w:t xml:space="preserve"> </w:t>
+            </w:r>
+            <w:r>
               <w:t xml:space="preserve">“</w:t>
             </w:r>
             <w:r>
-              <w:t xml:space="preserve">Foi o cavalo que me deu o que você não conseguia mais me dar.</w:t>
+              <w:t xml:space="preserve">Lord.</w:t>
             </w:r>
             <w:r>
               <w:t xml:space="preserve">”</w:t>
@@ -2230,7 +2121,7 @@
               <w:t xml:space="preserve"> </w:t>
             </w:r>
             <w:r>
-              <w:t xml:space="preserve">/</w:t>
+              <w:t xml:space="preserve">·</w:t>
             </w:r>
             <w:r>
               <w:t xml:space="preserve"> </w:t>
@@ -2239,37 +2130,25 @@
               <w:t xml:space="preserve">“</w:t>
             </w:r>
             <w:r>
-              <w:t xml:space="preserve">A parte mais cruel: o Kevin era o cowboy de verdade, com cavalos a vida inteira, e foi o de fora que enxergou.</w:t>
+              <w:t xml:space="preserve">that boy</w:t>
             </w:r>
             <w:r>
               <w:t xml:space="preserve">”</w:t>
             </w:r>
-          </w:p>
-        </w:tc>
-        <w:tc>
-          <w:tcPr/>
-          <w:p>
-            <w:pPr>
-              <w:pStyle w:val="Compact"/>
-              <w:jc w:val="left"/>
-            </w:pPr>
-            <w:r>
-              <w:t xml:space="preserve">A ironia máxima</w:t>
-            </w:r>
-          </w:p>
-        </w:tc>
-        <w:tc>
-          <w:tcPr/>
-          <w:p>
-            <w:pPr>
-              <w:pStyle w:val="Compact"/>
-              <w:jc w:val="left"/>
-            </w:pPr>
+            <w:r>
+              <w:t xml:space="preserve"> </w:t>
+            </w:r>
+            <w:r>
+              <w:t xml:space="preserve">·</w:t>
+            </w:r>
+            <w:r>
+              <w:t xml:space="preserve"> </w:t>
+            </w:r>
             <w:r>
               <w:t xml:space="preserve">“</w:t>
             </w:r>
             <w:r>
-              <w:t xml:space="preserve">Foi um peão de rancho que me deu o que o homem mais temido da América não conseguia.</w:t>
+              <w:t xml:space="preserve">you hear me? I got tired.</w:t>
             </w:r>
             <w:r>
               <w:t xml:space="preserve">”</w:t>
@@ -2278,7 +2157,7 @@
               <w:t xml:space="preserve"> </w:t>
             </w:r>
             <w:r>
-              <w:t xml:space="preserve">/</w:t>
+              <w:t xml:space="preserve">·</w:t>
             </w:r>
             <w:r>
               <w:t xml:space="preserve"> </w:t>
@@ -2287,7 +2166,7 @@
               <w:t xml:space="preserve">“</w:t>
             </w:r>
             <w:r>
-              <w:t xml:space="preserve">O Mike passou oito semanas naquele rancho. Passou na frente daquele galpão toda manhã. A coisa que podia ter salvado ele estava a quinze metros de onde ele treinava.</w:t>
+              <w:t xml:space="preserve">Mike got more money than that boy will ever see.</w:t>
             </w:r>
             <w:r>
               <w:t xml:space="preserve">”</w:t>
@@ -2302,238 +2181,7 @@
               <w:jc w:val="left"/>
             </w:pPr>
             <w:r>
-              <w:t xml:space="preserve">O galpão (segunda menção, regra 3 do brief)</w:t>
-            </w:r>
-          </w:p>
-        </w:tc>
-      </w:tr>
-      <w:tr>
-        <w:tc>
-          <w:tcPr/>
-          <w:p>
-            <w:pPr>
-              <w:pStyle w:val="Compact"/>
-              <w:jc w:val="left"/>
-            </w:pPr>
-            <w:r>
-              <w:t xml:space="preserve">7.1c</w:t>
-            </w:r>
-          </w:p>
-        </w:tc>
-        <w:tc>
-          <w:tcPr/>
-          <w:p>
-            <w:pPr>
-              <w:pStyle w:val="Compact"/>
-              <w:jc w:val="left"/>
-            </w:pPr>
-            <w:r>
-              <w:t xml:space="preserve">“</w:t>
-            </w:r>
-            <w:r>
-              <w:t xml:space="preserve">O que me deu calafrios foi a frase que ela repetia:</w:t>
-            </w:r>
-            <w:r>
-              <w:t xml:space="preserve"> </w:t>
-            </w:r>
-            <w:r>
-              <w:t xml:space="preserve">‘</w:t>
-            </w:r>
-            <w:r>
-              <w:t xml:space="preserve">é como se alguma coisa dentro dele tivesse parado de funcionar</w:t>
-            </w:r>
-            <w:r>
-              <w:t xml:space="preserve">’</w:t>
-            </w:r>
-            <w:r>
-              <w:t xml:space="preserve">. Não foi o coração dela que esfriou, foi o pau dele que morreu por dentro.</w:t>
-            </w:r>
-            <w:r>
-              <w:t xml:space="preserve">”</w:t>
-            </w:r>
-          </w:p>
-        </w:tc>
-        <w:tc>
-          <w:tcPr/>
-          <w:p>
-            <w:pPr>
-              <w:pStyle w:val="Compact"/>
-              <w:jc w:val="left"/>
-            </w:pPr>
-            <w:r>
-              <w:t xml:space="preserve">Reclassificar: não é amor, é tecido</w:t>
-            </w:r>
-          </w:p>
-        </w:tc>
-        <w:tc>
-          <w:tcPr/>
-          <w:p>
-            <w:pPr>
-              <w:pStyle w:val="Compact"/>
-              <w:jc w:val="left"/>
-            </w:pPr>
-            <w:r>
-              <w:t xml:space="preserve">Igual</w:t>
-            </w:r>
-          </w:p>
-        </w:tc>
-        <w:tc>
-          <w:tcPr/>
-          <w:p>
-            <w:pPr>
-              <w:pStyle w:val="Compact"/>
-              <w:jc w:val="left"/>
-            </w:pPr>
-            <w:r>
-              <w:t xml:space="preserve">—</w:t>
-            </w:r>
-          </w:p>
-        </w:tc>
-      </w:tr>
-      <w:tr>
-        <w:tc>
-          <w:tcPr/>
-          <w:p>
-            <w:pPr>
-              <w:pStyle w:val="Compact"/>
-              <w:jc w:val="left"/>
-            </w:pPr>
-            <w:r>
-              <w:t xml:space="preserve">7.2a</w:t>
-            </w:r>
-          </w:p>
-        </w:tc>
-        <w:tc>
-          <w:tcPr/>
-          <w:p>
-            <w:pPr>
-              <w:pStyle w:val="Compact"/>
-              <w:jc w:val="left"/>
-            </w:pPr>
-            <w:r>
-              <w:t xml:space="preserve">“</w:t>
-            </w:r>
-            <w:r>
-              <w:t xml:space="preserve">A Christine nunca parou de querer o Kevin. O pau dele é que parou de conseguir. Uma palavra martelava: cada polegada. Não era só dureza, era tamanho… E comecei a suspeitar: e se esse veneno não só derruba, mas encolhe, roubando as polegadas desde o começo? Guarda essa suspeita, vou provar milímetro por milímetro.</w:t>
-            </w:r>
-            <w:r>
-              <w:t xml:space="preserve">”</w:t>
-            </w:r>
-          </w:p>
-        </w:tc>
-        <w:tc>
-          <w:tcPr/>
-          <w:p>
-            <w:pPr>
-              <w:pStyle w:val="Compact"/>
-              <w:jc w:val="left"/>
-            </w:pPr>
-            <w:r>
-              <w:t xml:space="preserve">Abrir a promessa dimensional (tamanho)</w:t>
-            </w:r>
-          </w:p>
-        </w:tc>
-        <w:tc>
-          <w:tcPr/>
-          <w:p>
-            <w:pPr>
-              <w:pStyle w:val="Compact"/>
-              <w:jc w:val="left"/>
-            </w:pPr>
-            <w:r>
-              <w:t xml:space="preserve">Igual</w:t>
-            </w:r>
-          </w:p>
-        </w:tc>
-        <w:tc>
-          <w:tcPr/>
-          <w:p>
-            <w:pPr>
-              <w:pStyle w:val="Compact"/>
-              <w:jc w:val="left"/>
-            </w:pPr>
-            <w:r>
-              <w:t xml:space="preserve">—</w:t>
-            </w:r>
-          </w:p>
-        </w:tc>
-      </w:tr>
-      <w:tr>
-        <w:tc>
-          <w:tcPr/>
-          <w:p>
-            <w:pPr>
-              <w:pStyle w:val="Compact"/>
-              <w:jc w:val="left"/>
-            </w:pPr>
-            <w:r>
-              <w:t xml:space="preserve">7.2b</w:t>
-            </w:r>
-          </w:p>
-        </w:tc>
-        <w:tc>
-          <w:tcPr/>
-          <w:p>
-            <w:pPr>
-              <w:pStyle w:val="Compact"/>
-              <w:jc w:val="left"/>
-            </w:pPr>
-            <w:r>
-              <w:t xml:space="preserve">“</w:t>
-            </w:r>
-            <w:r>
-              <w:t xml:space="preserve">Saí daquele rancho com 2 perguntas: o que é essa coisa que mata o tecido por dentro até travar a ereção e roubar o tamanho… e o que o vizinho tirou daqueles cavalos que trouxe o dele de volta?</w:t>
-            </w:r>
-            <w:r>
-              <w:t xml:space="preserve">”</w:t>
-            </w:r>
-          </w:p>
-        </w:tc>
-        <w:tc>
-          <w:tcPr/>
-          <w:p>
-            <w:pPr>
-              <w:pStyle w:val="Compact"/>
-              <w:jc w:val="left"/>
-            </w:pPr>
-            <w:r>
-              <w:t xml:space="preserve">Fechar o bloco com as duas perguntas que a investigação vai responder</w:t>
-            </w:r>
-          </w:p>
-        </w:tc>
-        <w:tc>
-          <w:tcPr/>
-          <w:p>
-            <w:pPr>
-              <w:pStyle w:val="Compact"/>
-              <w:jc w:val="left"/>
-            </w:pPr>
-            <w:r>
-              <w:t xml:space="preserve">Igual,</w:t>
-            </w:r>
-            <w:r>
-              <w:t xml:space="preserve"> </w:t>
-            </w:r>
-            <w:r>
-              <w:t xml:space="preserve">“</w:t>
-            </w:r>
-            <w:r>
-              <w:t xml:space="preserve">o que aquele garoto tirou daquele galpão que trouxe o dele de volta?</w:t>
-            </w:r>
-            <w:r>
-              <w:t xml:space="preserve">”</w:t>
-            </w:r>
-          </w:p>
-        </w:tc>
-        <w:tc>
-          <w:tcPr/>
-          <w:p>
-            <w:pPr>
-              <w:pStyle w:val="Compact"/>
-              <w:jc w:val="left"/>
-            </w:pPr>
-            <w:r>
-              <w:t xml:space="preserve">O galpão fecha o loop e abre a discovery</w:t>
+              <w:t xml:space="preserve">Mesmo idioma, mais contida; lealdade e vergonha na mesma frase</w:t>
             </w:r>
           </w:p>
         </w:tc>
@@ -2548,25 +2196,190 @@
           <w:bCs/>
           <w:b/>
         </w:rPr>
-        <w:t xml:space="preserve">Ajuste no doc 10:</w:t>
-      </w:r>
-      <w:r>
-        <w:t xml:space="preserve"> </w:t>
-      </w:r>
-      <w:r>
-        <w:t xml:space="preserve">a pista do rancheiro (</w:t>
-      </w:r>
-      <w:r>
-        <w:t xml:space="preserve">“</w:t>
-      </w:r>
-      <w:r>
-        <w:t xml:space="preserve">esse pó sai do saco do galpão… puro só arrota</w:t>
-      </w:r>
-      <w:r>
-        <w:t xml:space="preserve">”</w:t>
-      </w:r>
-      <w:r>
-        <w:t xml:space="preserve">, PL-E10) sai do fim do emotional e abre a discovery, como na Soda Horse (o pó é rastreado depois, no bloco 10 dela). Aqui o emotional termina nas duas perguntas.</w:t>
+        <w:t xml:space="preserve">Regras de voz aplicadas:</w:t>
+      </w:r>
+      <w:r>
+        <w:t xml:space="preserve"> </w:t>
+      </w:r>
+      <w:r>
+        <w:t xml:space="preserve">“</w:t>
+      </w:r>
+      <w:r>
+        <w:t xml:space="preserve">ain’t</w:t>
+      </w:r>
+      <w:r>
+        <w:t xml:space="preserve">”</w:t>
+      </w:r>
+      <w:r>
+        <w:t xml:space="preserve">,</w:t>
+      </w:r>
+      <w:r>
+        <w:t xml:space="preserve"> </w:t>
+      </w:r>
+      <w:r>
+        <w:t xml:space="preserve">“</w:t>
+      </w:r>
+      <w:r>
+        <w:t xml:space="preserve">don’t</w:t>
+      </w:r>
+      <w:r>
+        <w:t xml:space="preserve">”</w:t>
+      </w:r>
+      <w:r>
+        <w:t xml:space="preserve"> </w:t>
+      </w:r>
+      <w:r>
+        <w:t xml:space="preserve">por</w:t>
+      </w:r>
+      <w:r>
+        <w:t xml:space="preserve"> </w:t>
+      </w:r>
+      <w:r>
+        <w:t xml:space="preserve">“</w:t>
+      </w:r>
+      <w:r>
+        <w:t xml:space="preserve">doesn’t</w:t>
+      </w:r>
+      <w:r>
+        <w:t xml:space="preserve">”</w:t>
+      </w:r>
+      <w:r>
+        <w:t xml:space="preserve">,</w:t>
+      </w:r>
+      <w:r>
+        <w:t xml:space="preserve"> </w:t>
+      </w:r>
+      <w:r>
+        <w:t xml:space="preserve">“</w:t>
+      </w:r>
+      <w:r>
+        <w:t xml:space="preserve">nobody</w:t>
+      </w:r>
+      <w:r>
+        <w:t xml:space="preserve">”</w:t>
+      </w:r>
+      <w:r>
+        <w:t xml:space="preserve"> </w:t>
+      </w:r>
+      <w:r>
+        <w:t xml:space="preserve">com dupla negativa,</w:t>
+      </w:r>
+      <w:r>
+        <w:t xml:space="preserve"> </w:t>
+      </w:r>
+      <w:r>
+        <w:t xml:space="preserve">“</w:t>
+      </w:r>
+      <w:r>
+        <w:t xml:space="preserve">bro/man</w:t>
+      </w:r>
+      <w:r>
+        <w:t xml:space="preserve">”</w:t>
+      </w:r>
+      <w:r>
+        <w:t xml:space="preserve">,</w:t>
+      </w:r>
+      <w:r>
+        <w:t xml:space="preserve"> </w:t>
+      </w:r>
+      <w:r>
+        <w:t xml:space="preserve">“</w:t>
+      </w:r>
+      <w:r>
+        <w:t xml:space="preserve">you know what I’m saying</w:t>
+      </w:r>
+      <w:r>
+        <w:t xml:space="preserve">”</w:t>
+      </w:r>
+      <w:r>
+        <w:t xml:space="preserve">,</w:t>
+      </w:r>
+      <w:r>
+        <w:t xml:space="preserve"> </w:t>
+      </w:r>
+      <w:r>
+        <w:t xml:space="preserve">“</w:t>
+      </w:r>
+      <w:r>
+        <w:t xml:space="preserve">that’s real talk</w:t>
+      </w:r>
+      <w:r>
+        <w:t xml:space="preserve">”</w:t>
+      </w:r>
+      <w:r>
+        <w:t xml:space="preserve">,</w:t>
+      </w:r>
+      <w:r>
+        <w:t xml:space="preserve"> </w:t>
+      </w:r>
+      <w:r>
+        <w:t xml:space="preserve">“</w:t>
+      </w:r>
+      <w:r>
+        <w:t xml:space="preserve">God damn</w:t>
+      </w:r>
+      <w:r>
+        <w:t xml:space="preserve">”</w:t>
+      </w:r>
+      <w:r>
+        <w:t xml:space="preserve">,</w:t>
+      </w:r>
+      <w:r>
+        <w:t xml:space="preserve"> </w:t>
+      </w:r>
+      <w:r>
+        <w:t xml:space="preserve">“</w:t>
+      </w:r>
+      <w:r>
+        <w:t xml:space="preserve">listen</w:t>
+      </w:r>
+      <w:r>
+        <w:t xml:space="preserve">”</w:t>
+      </w:r>
+      <w:r>
+        <w:t xml:space="preserve">, terceira pessoa (</w:t>
+      </w:r>
+      <w:r>
+        <w:t xml:space="preserve">“</w:t>
+      </w:r>
+      <w:r>
+        <w:t xml:space="preserve">I’m Mike Tyson</w:t>
+      </w:r>
+      <w:r>
+        <w:t xml:space="preserve">”</w:t>
+      </w:r>
+      <w:r>
+        <w:t xml:space="preserve">), frases de uma palavra (</w:t>
+      </w:r>
+      <w:r>
+        <w:t xml:space="preserve">“</w:t>
+      </w:r>
+      <w:r>
+        <w:t xml:space="preserve">Nothing. Nothing.</w:t>
+      </w:r>
+      <w:r>
+        <w:t xml:space="preserve">”</w:t>
+      </w:r>
+      <w:r>
+        <w:t xml:space="preserve">). Sem</w:t>
+      </w:r>
+      <w:r>
+        <w:t xml:space="preserve"> </w:t>
+      </w:r>
+      <w:r>
+        <w:t xml:space="preserve">“</w:t>
+      </w:r>
+      <w:r>
+        <w:t xml:space="preserve">nigga</w:t>
+      </w:r>
+      <w:r>
+        <w:t xml:space="preserve">”</w:t>
+      </w:r>
+      <w:r>
+        <w:t xml:space="preserve"> </w:t>
+      </w:r>
+      <w:r>
+        <w:t xml:space="preserve">(risco de plataforma e de deepfake). Nenhum nome de esposa; rosto dela nunca aparece.</w:t>
       </w:r>
     </w:p>
     <w:p>
@@ -2578,7 +2391,7 @@
           <w:bCs/>
           <w:b/>
         </w:rPr>
-        <w:t xml:space="preserve">Picos de legenda grande (8):</w:t>
+        <w:t xml:space="preserve">Picos de legenda grande (9):</w:t>
       </w:r>
       <w:r>
         <w:t xml:space="preserve"> </w:t>
@@ -2605,6 +2418,42 @@
         <w:t xml:space="preserve">“</w:t>
       </w:r>
       <w:r>
+        <w:t xml:space="preserve">EVERY MARRIED MAN KNOWS THAT VOICE</w:t>
+      </w:r>
+      <w:r>
+        <w:t xml:space="preserve">”</w:t>
+      </w:r>
+      <w:r>
+        <w:t xml:space="preserve"> </w:t>
+      </w:r>
+      <w:r>
+        <w:t xml:space="preserve">·</w:t>
+      </w:r>
+      <w:r>
+        <w:t xml:space="preserve"> </w:t>
+      </w:r>
+      <w:r>
+        <w:t xml:space="preserve">“</w:t>
+      </w:r>
+      <w:r>
+        <w:t xml:space="preserve">A MAN WITH A DEAD DICK AIN’T GOT NO LEVERAGE</w:t>
+      </w:r>
+      <w:r>
+        <w:t xml:space="preserve">”</w:t>
+      </w:r>
+      <w:r>
+        <w:t xml:space="preserve"> </w:t>
+      </w:r>
+      <w:r>
+        <w:t xml:space="preserve">·</w:t>
+      </w:r>
+      <w:r>
+        <w:t xml:space="preserve"> </w:t>
+      </w:r>
+      <w:r>
+        <w:t xml:space="preserve">“</w:t>
+      </w:r>
+      <w:r>
         <w:t xml:space="preserve">I WATCHED IT ABOUT TWENTY TIMES</w:t>
       </w:r>
       <w:r>
@@ -2641,6 +2490,24 @@
         <w:t xml:space="preserve">“</w:t>
       </w:r>
       <w:r>
+        <w:t xml:space="preserve">It’s okay, Mike.</w:t>
+      </w:r>
+      <w:r>
+        <w:t xml:space="preserve">”</w:t>
+      </w:r>
+      <w:r>
+        <w:t xml:space="preserve"> </w:t>
+      </w:r>
+      <w:r>
+        <w:t xml:space="preserve">(amarelo itálico) ·</w:t>
+      </w:r>
+      <w:r>
+        <w:t xml:space="preserve"> </w:t>
+      </w:r>
+      <w:r>
+        <w:t xml:space="preserve">“</w:t>
+      </w:r>
+      <w:r>
         <w:t xml:space="preserve">The tenth is the hard one.</w:t>
       </w:r>
       <w:r>
@@ -2659,24 +2526,6 @@
         <w:t xml:space="preserve">“</w:t>
       </w:r>
       <w:r>
-        <w:t xml:space="preserve">WHAT DID HE PUT IN THAT GLASS?</w:t>
-      </w:r>
-      <w:r>
-        <w:t xml:space="preserve">”</w:t>
-      </w:r>
-      <w:r>
-        <w:t xml:space="preserve"> </w:t>
-      </w:r>
-      <w:r>
-        <w:t xml:space="preserve">·</w:t>
-      </w:r>
-      <w:r>
-        <w:t xml:space="preserve"> </w:t>
-      </w:r>
-      <w:r>
-        <w:t xml:space="preserve">“</w:t>
-      </w:r>
-      <w:r>
         <w:t xml:space="preserve">a dead dick</w:t>
       </w:r>
       <w:r>
@@ -2687,24 +2536,6 @@
       </w:r>
       <w:r>
         <w:t xml:space="preserve">(amarelo itálico, fala dela) ·</w:t>
-      </w:r>
-      <w:r>
-        <w:t xml:space="preserve"> </w:t>
-      </w:r>
-      <w:r>
-        <w:t xml:space="preserve">“</w:t>
-      </w:r>
-      <w:r>
-        <w:t xml:space="preserve">EVERY INCH</w:t>
-      </w:r>
-      <w:r>
-        <w:t xml:space="preserve">”</w:t>
-      </w:r>
-      <w:r>
-        <w:t xml:space="preserve"> </w:t>
-      </w:r>
-      <w:r>
-        <w:t xml:space="preserve">·</w:t>
       </w:r>
       <w:r>
         <w:t xml:space="preserve"> </w:t>
@@ -2740,22 +2571,22 @@
         <w:t xml:space="preserve"> </w:t>
       </w:r>
       <w:r>
-        <w:t xml:space="preserve">melancólica no depoimento do Mike até</w:t>
-      </w:r>
-      <w:r>
-        <w:t xml:space="preserve"> </w:t>
-      </w:r>
-      <w:r>
-        <w:t xml:space="preserve">“</w:t>
-      </w:r>
-      <w:r>
-        <w:t xml:space="preserve">não fiz nada</w:t>
-      </w:r>
-      <w:r>
-        <w:t xml:space="preserve">”</w:t>
-      </w:r>
-      <w:r>
-        <w:t xml:space="preserve">; tensão crescente na câmera; silêncio total em</w:t>
+        <w:t xml:space="preserve">melancólica até</w:t>
+      </w:r>
+      <w:r>
+        <w:t xml:space="preserve"> </w:t>
+      </w:r>
+      <w:r>
+        <w:t xml:space="preserve">“</w:t>
+      </w:r>
+      <w:r>
+        <w:t xml:space="preserve">I’m the guest</w:t>
+      </w:r>
+      <w:r>
+        <w:t xml:space="preserve">”</w:t>
+      </w:r>
+      <w:r>
+        <w:t xml:space="preserve">; tensão na câmera; silêncio em</w:t>
       </w:r>
       <w:r>
         <w:t xml:space="preserve"> </w:t>
@@ -2773,16 +2604,16 @@
         <w:t xml:space="preserve"> </w:t>
       </w:r>
       <w:r>
-        <w:t xml:space="preserve">e na caminhonete; grave no hotel e no jantar; sem trilha na pergunta final; a esposa sem trilha; volta grave em</w:t>
-      </w:r>
-      <w:r>
-        <w:t xml:space="preserve"> </w:t>
-      </w:r>
-      <w:r>
-        <w:t xml:space="preserve">“</w:t>
-      </w:r>
-      <w:r>
-        <w:t xml:space="preserve">guarda esse detalhe</w:t>
+        <w:t xml:space="preserve">e na caminhonete; grave no hotel e no jantar; sem trilha na pergunta final e na esposa; volta grave em</w:t>
+      </w:r>
+      <w:r>
+        <w:t xml:space="preserve"> </w:t>
+      </w:r>
+      <w:r>
+        <w:t xml:space="preserve">“</w:t>
+      </w:r>
+      <w:r>
+        <w:t xml:space="preserve">hold on to that detail</w:t>
       </w:r>
       <w:r>
         <w:t xml:space="preserve">”</w:t>
@@ -2797,118 +2628,13 @@
         <w:t xml:space="preserve">“</w:t>
       </w:r>
       <w:r>
-        <w:t xml:space="preserve">milímetro por milímetro</w:t>
+        <w:t xml:space="preserve">millimeter by millimeter</w:t>
       </w:r>
       <w:r>
         <w:t xml:space="preserve">”</w:t>
       </w:r>
       <w:r>
         <w:t xml:space="preserve">; corta nas duas perguntas.</w:t>
-      </w:r>
-    </w:p>
-    <w:p>
-      <w:pPr>
-        <w:pStyle w:val="BodyText"/>
-      </w:pPr>
-      <w:r>
-        <w:rPr>
-          <w:bCs/>
-          <w:b/>
-        </w:rPr>
-        <w:t xml:space="preserve">Registro:</w:t>
-      </w:r>
-      <w:r>
-        <w:t xml:space="preserve"> </w:t>
-      </w:r>
-      <w:r>
-        <w:t xml:space="preserve">“</w:t>
-      </w:r>
-      <w:r>
-        <w:t xml:space="preserve">fuck</w:t>
-      </w:r>
-      <w:r>
-        <w:t xml:space="preserve">”</w:t>
-      </w:r>
-      <w:r>
-        <w:t xml:space="preserve">,</w:t>
-      </w:r>
-      <w:r>
-        <w:t xml:space="preserve"> </w:t>
-      </w:r>
-      <w:r>
-        <w:t xml:space="preserve">“</w:t>
-      </w:r>
-      <w:r>
-        <w:t xml:space="preserve">dick</w:t>
-      </w:r>
-      <w:r>
-        <w:t xml:space="preserve">”</w:t>
-      </w:r>
-      <w:r>
-        <w:t xml:space="preserve">,</w:t>
-      </w:r>
-      <w:r>
-        <w:t xml:space="preserve"> </w:t>
-      </w:r>
-      <w:r>
-        <w:t xml:space="preserve">“</w:t>
-      </w:r>
-      <w:r>
-        <w:t xml:space="preserve">cum</w:t>
-      </w:r>
-      <w:r>
-        <w:t xml:space="preserve">”</w:t>
-      </w:r>
-      <w:r>
-        <w:t xml:space="preserve">,</w:t>
-      </w:r>
-      <w:r>
-        <w:t xml:space="preserve"> </w:t>
-      </w:r>
-      <w:r>
-        <w:t xml:space="preserve">“</w:t>
-      </w:r>
-      <w:r>
-        <w:t xml:space="preserve">squirt</w:t>
-      </w:r>
-      <w:r>
-        <w:t xml:space="preserve">”</w:t>
-      </w:r>
-      <w:r>
-        <w:t xml:space="preserve">,</w:t>
-      </w:r>
-      <w:r>
-        <w:t xml:space="preserve"> </w:t>
-      </w:r>
-      <w:r>
-        <w:t xml:space="preserve">“</w:t>
-      </w:r>
-      <w:r>
-        <w:t xml:space="preserve">son of a bitch</w:t>
-      </w:r>
-      <w:r>
-        <w:t xml:space="preserve">”</w:t>
-      </w:r>
-      <w:r>
-        <w:t xml:space="preserve">,</w:t>
-      </w:r>
-      <w:r>
-        <w:t xml:space="preserve"> </w:t>
-      </w:r>
-      <w:r>
-        <w:t xml:space="preserve">“</w:t>
-      </w:r>
-      <w:r>
-        <w:t xml:space="preserve">dead meat</w:t>
-      </w:r>
-      <w:r>
-        <w:t xml:space="preserve">”</w:t>
-      </w:r>
-      <w:r>
-        <w:t xml:space="preserve"> </w:t>
-      </w:r>
-      <w:r>
-        <w:t xml:space="preserve">no mesmo nível da Soda Horse. Nenhum nome de esposa. Rosto dela nunca aparece.</w:t>
       </w:r>
     </w:p>
     <w:bookmarkEnd w:id="22"/>

--- a/analise-ed/copy/VSL_SodaFil_02_Emotional.docx
+++ b/analise-ed/copy/VSL_SodaFil_02_Emotional.docx
@@ -2,13 +2,13 @@
 <file path=word/document.xml><?xml version="1.0" encoding="utf-8"?>
 <w:document xmlns:w="http://schemas.openxmlformats.org/wordprocessingml/2006/main" xmlns:m="http://schemas.openxmlformats.org/officeDocument/2006/math" xmlns:r="http://schemas.openxmlformats.org/officeDocument/2006/relationships" xmlns:o="urn:schemas-microsoft-com:office:office" xmlns:v="urn:schemas-microsoft-com:vml" xmlns:w10="urn:schemas-microsoft-com:office:word" xmlns:a="http://schemas.openxmlformats.org/drawingml/2006/main" xmlns:pic="http://schemas.openxmlformats.org/drawingml/2006/picture" xmlns:wp="http://schemas.openxmlformats.org/drawingml/2006/wordprocessingDrawing">
   <w:body>
-    <w:bookmarkStart w:id="23" w:name="X926ce10ce696a2b0a51bbd5b3407f947f5922ed"/>
+    <w:bookmarkStart w:id="23" w:name="Xf76c6e40eab655c42fa110759487141f6ecb738"/>
     <w:p>
       <w:pPr>
         <w:pStyle w:val="Heading1"/>
       </w:pPr>
       <w:r>
-        <w:t xml:space="preserve">VSL SodaFil — BLOCO 2: EMOTIONAL STORY (v2, 12/10/2026)</w:t>
+        <w:t xml:space="preserve">VSL SodaFil — BLOCO 2: EMOTIONAL STORY (v3, 12/10/2026)</w:t>
       </w:r>
     </w:p>
     <w:p>
@@ -127,6 +127,149 @@
           <w:bCs/>
           <w:b/>
         </w:rPr>
+        <w:t xml:space="preserve">Mudança da v3 (ordem do Marcos):</w:t>
+      </w:r>
+      <w:r>
+        <w:t xml:space="preserve"> </w:t>
+      </w:r>
+      <w:r>
+        <w:t xml:space="preserve">inserido o sub-bloco de</w:t>
+      </w:r>
+      <w:r>
+        <w:t xml:space="preserve"> </w:t>
+      </w:r>
+      <w:r>
+        <w:rPr>
+          <w:bCs/>
+          <w:b/>
+        </w:rPr>
+        <w:t xml:space="preserve">desqualificação das soluções comuns</w:t>
+      </w:r>
+      <w:r>
+        <w:t xml:space="preserve"> </w:t>
+      </w:r>
+      <w:r>
+        <w:t xml:space="preserve">(padrão Alpha Erec 6.1–7.1: Viagra que funciona 3 meses e dobra na noite da escova de cabelo,</w:t>
+      </w:r>
+      <w:r>
+        <w:t xml:space="preserve"> </w:t>
+      </w:r>
+      <w:r>
+        <w:t xml:space="preserve">“</w:t>
+      </w:r>
+      <w:r>
+        <w:t xml:space="preserve">tá tudo bem</w:t>
+      </w:r>
+      <w:r>
+        <w:t xml:space="preserve">”</w:t>
+      </w:r>
+      <w:r>
+        <w:t xml:space="preserve"> </w:t>
+      </w:r>
+      <w:r>
+        <w:t xml:space="preserve">como execução, TRT e o fígado, a fuga do vestiário), reescrito na voz do Mike, cara a cara com o Huberman. Entra depois da descida (</w:t>
+      </w:r>
+      <w:r>
+        <w:t xml:space="preserve">“</w:t>
+      </w:r>
+      <w:r>
+        <w:t xml:space="preserve">um estranho que apareceu dentro da sua calça</w:t>
+      </w:r>
+      <w:r>
+        <w:t xml:space="preserve">”</w:t>
+      </w:r>
+      <w:r>
+        <w:t xml:space="preserve">) e antes do camp, porque cronologicamente ele tentou tudo isso nos dois anos antes de Arlington, e o</w:t>
+      </w:r>
+      <w:r>
+        <w:t xml:space="preserve"> </w:t>
+      </w:r>
+      <w:r>
+        <w:t xml:space="preserve">“</w:t>
+      </w:r>
+      <w:r>
+        <w:t xml:space="preserve">ainda nem era o pior</w:t>
+      </w:r>
+      <w:r>
+        <w:t xml:space="preserve">”</w:t>
+      </w:r>
+      <w:r>
+        <w:t xml:space="preserve"> </w:t>
+      </w:r>
+      <w:r>
+        <w:t xml:space="preserve">entrega a câmera. O</w:t>
+      </w:r>
+      <w:r>
+        <w:t xml:space="preserve"> </w:t>
+      </w:r>
+      <w:r>
+        <w:t xml:space="preserve">“</w:t>
+      </w:r>
+      <w:r>
+        <w:t xml:space="preserve">tá tudo bem</w:t>
+      </w:r>
+      <w:r>
+        <w:t xml:space="preserve">”</w:t>
+      </w:r>
+      <w:r>
+        <w:t xml:space="preserve"> </w:t>
+      </w:r>
+      <w:r>
+        <w:t xml:space="preserve">do hotel agora é a segunda vez (</w:t>
+      </w:r>
+      <w:r>
+        <w:t xml:space="preserve">“</w:t>
+      </w:r>
+      <w:r>
+        <w:t xml:space="preserve">same two words as that night with the pill</w:t>
+      </w:r>
+      <w:r>
+        <w:t xml:space="preserve">”</w:t>
+      </w:r>
+      <w:r>
+        <w:t xml:space="preserve">). Sem nome de esposa:</w:t>
+      </w:r>
+      <w:r>
+        <w:t xml:space="preserve"> </w:t>
+      </w:r>
+      <w:r>
+        <w:t xml:space="preserve">“</w:t>
+      </w:r>
+      <w:r>
+        <w:t xml:space="preserve">Lakiha</w:t>
+      </w:r>
+      <w:r>
+        <w:t xml:space="preserve">”</w:t>
+      </w:r>
+      <w:r>
+        <w:t xml:space="preserve"> </w:t>
+      </w:r>
+      <w:r>
+        <w:t xml:space="preserve">do texto-base virou</w:t>
+      </w:r>
+      <w:r>
+        <w:t xml:space="preserve"> </w:t>
+      </w:r>
+      <w:r>
+        <w:t xml:space="preserve">“</w:t>
+      </w:r>
+      <w:r>
+        <w:t xml:space="preserve">ela / minha mulher</w:t>
+      </w:r>
+      <w:r>
+        <w:t xml:space="preserve">”</w:t>
+      </w:r>
+      <w:r>
+        <w:t xml:space="preserve">.</w:t>
+      </w:r>
+      <w:r>
+        <w:t xml:space="preserve"> </w:t>
+      </w:r>
+      <w:r>
+        <w:rPr>
+          <w:bCs/>
+          <w:b/>
+        </w:rPr>
         <w:t xml:space="preserve">Entra depois de:</w:t>
       </w:r>
       <w:r>
@@ -161,7 +304,7 @@
         <w:t xml:space="preserve"> </w:t>
       </w:r>
       <w:r>
-        <w:t xml:space="preserve">6 min a 6 min 20 s.</w:t>
+        <w:t xml:space="preserve">8 min a 8 min 20 s.</w:t>
       </w:r>
       <w:r>
         <w:t xml:space="preserve"> </w:t>
@@ -339,6 +482,130 @@
         <w:pStyle w:val="BodyText"/>
       </w:pPr>
       <w:r>
+        <w:t xml:space="preserve">That’s when I decided to do something about it. I burned a fortune on Hollywood urologists before I ever opened my mouth to Andrew. First one charged me five grand to tell me:</w:t>
+      </w:r>
+      <w:r>
+        <w:t xml:space="preserve"> </w:t>
+      </w:r>
+      <w:r>
+        <w:t xml:space="preserve">“</w:t>
+      </w:r>
+      <w:r>
+        <w:t xml:space="preserve">Mike, Viagra. Take one pill forty-five minutes before, and you’re good.</w:t>
+      </w:r>
+      <w:r>
+        <w:t xml:space="preserve">”</w:t>
+      </w:r>
+    </w:p>
+    <w:p>
+      <w:pPr>
+        <w:pStyle w:val="BodyText"/>
+      </w:pPr>
+      <w:r>
+        <w:t xml:space="preserve">And it worked. About three months. And it gave me this dumb-ass hope, like a kid. I’m popping the blue one in the car, staring at the clock, like fucking my own wife turned into a military operation. But every pill took a little more of the soul out of it. Robot shit. I’m hard, but I ain’t there. And then, fourth month, came the night that broke me in half.</w:t>
+      </w:r>
+    </w:p>
+    <w:p>
+      <w:pPr>
+        <w:pStyle w:val="BodyText"/>
+      </w:pPr>
+      <w:r>
+        <w:t xml:space="preserve">She’s on the bed, back to the mirror, brushing her hair. I come up behind her. Open the robe. Grab them titties, full hand, spilling over my fingers. She let me. I’m on her like a bull at the trough. She let me. I lay her down, pull the panties to the side… and when I put the head of my dick at her door, it bent. Didn’t go soft slow. Bent. Like a cooked noodle. I push, it slides out. I grab it, rub it on her, trying to pump it up. Nothing. It wouldn’t fill.</w:t>
+      </w:r>
+    </w:p>
+    <w:p>
+      <w:pPr>
+        <w:pStyle w:val="BodyText"/>
+      </w:pPr>
+      <w:r>
+        <w:t xml:space="preserve">She stayed still. Maybe five seconds. Then she put her hand on top of mine and moved my dick away from her. Slow. Gentle. Wasn’t disgust. Wasn’t mad. It was gentle, bro. Like you take a crying baby off your lap.</w:t>
+      </w:r>
+    </w:p>
+    <w:p>
+      <w:pPr>
+        <w:pStyle w:val="BodyText"/>
+      </w:pPr>
+      <w:r>
+        <w:t xml:space="preserve">And my dick just laying there in her hand. Soft. Warm from the pill that got in my blood but never got where it was supposed to go. And she said:</w:t>
+      </w:r>
+      <w:r>
+        <w:t xml:space="preserve"> </w:t>
+      </w:r>
+      <w:r>
+        <w:t xml:space="preserve">“</w:t>
+      </w:r>
+      <w:r>
+        <w:t xml:space="preserve">It’s okay, Mike. Let’s just sleep.</w:t>
+      </w:r>
+      <w:r>
+        <w:t xml:space="preserve">”</w:t>
+      </w:r>
+    </w:p>
+    <w:p>
+      <w:pPr>
+        <w:pStyle w:val="BodyText"/>
+      </w:pPr>
+      <w:r>
+        <w:t xml:space="preserve">Most castrating sentence of my life. Worse than getting booed. Worse than any lawsuit. Worse than two divorces. ’Cause a woman being gentle with a man she stopped wanting? That’s the cleanest execution there is. No blood. You just dead.</w:t>
+      </w:r>
+    </w:p>
+    <w:p>
+      <w:pPr>
+        <w:pStyle w:val="BodyText"/>
+      </w:pPr>
+      <w:r>
+        <w:t xml:space="preserve">But I didn’t stop there. Second doctor says:</w:t>
+      </w:r>
+      <w:r>
+        <w:t xml:space="preserve"> </w:t>
+      </w:r>
+      <w:r>
+        <w:t xml:space="preserve">“</w:t>
+      </w:r>
+      <w:r>
+        <w:t xml:space="preserve">Forget Viagra, Mike. The secret is TRT.</w:t>
+      </w:r>
+      <w:r>
+        <w:t xml:space="preserve">”</w:t>
+      </w:r>
+      <w:r>
+        <w:t xml:space="preserve"> </w:t>
+      </w:r>
+      <w:r>
+        <w:t xml:space="preserve">Result? Three months and fifteen grand later, my liver lit up and he shut it down on the spot. And the limp came back worse. Now the blue one didn’t lift nothing either. I even tried my own weed. Relaxed me. Didn’t raise a damn thing.</w:t>
+      </w:r>
+    </w:p>
+    <w:p>
+      <w:pPr>
+        <w:pStyle w:val="BodyText"/>
+      </w:pPr>
+      <w:r>
+        <w:t xml:space="preserve">I started ducking the gym I trained in for ten years. Told everybody I was</w:t>
+      </w:r>
+      <w:r>
+        <w:t xml:space="preserve"> </w:t>
+      </w:r>
+      <w:r>
+        <w:t xml:space="preserve">“</w:t>
+      </w:r>
+      <w:r>
+        <w:t xml:space="preserve">saving time.</w:t>
+      </w:r>
+      <w:r>
+        <w:t xml:space="preserve">”</w:t>
+      </w:r>
+      <w:r>
+        <w:t xml:space="preserve"> </w:t>
+      </w:r>
+      <w:r>
+        <w:t xml:space="preserve">Real reason? I couldn’t stand being naked in that locker room next to some 45-year-old with his dick slapping against his thigh. The mirror started hurting, bro. The mirror. And that still wasn’t the worst of it.</w:t>
+      </w:r>
+    </w:p>
+    <w:p>
+      <w:pPr>
+        <w:pStyle w:val="BodyText"/>
+      </w:pPr>
+      <w:r>
         <w:t xml:space="preserve">Then came the camp.</w:t>
       </w:r>
     </w:p>
@@ -462,7 +729,7 @@
         <w:t xml:space="preserve"> </w:t>
       </w:r>
       <w:r>
-        <w:t xml:space="preserve">It’s okay. Them two words. A man can take a lot of things, but a man can’t take</w:t>
+        <w:t xml:space="preserve">There it was again. Same two words as that night with the pill. A man can take a lot of things, but a man can’t take</w:t>
       </w:r>
       <w:r>
         <w:t xml:space="preserve"> </w:t>
@@ -480,7 +747,7 @@
         <w:t xml:space="preserve"> </w:t>
       </w:r>
       <w:r>
-        <w:t xml:space="preserve">from his wife.</w:t>
+        <w:t xml:space="preserve">from his wife twice.</w:t>
       </w:r>
     </w:p>
     <w:p>
@@ -841,6 +1108,127 @@
         <w:pStyle w:val="BodyText"/>
       </w:pPr>
       <w:r>
+        <w:t xml:space="preserve">Foi aí que eu decidi agir. Torrei uma fortuna com urologista de Hollywood antes de abrir a boca pro Andrew. O primeiro me cobrou cinco mil pra dizer:</w:t>
+      </w:r>
+      <w:r>
+        <w:t xml:space="preserve"> </w:t>
+      </w:r>
+      <w:r>
+        <w:t xml:space="preserve">“</w:t>
+      </w:r>
+      <w:r>
+        <w:t xml:space="preserve">Mike, Viagra. Toma uma pílula quarenta e cinco minutos antes e pronto.</w:t>
+      </w:r>
+      <w:r>
+        <w:t xml:space="preserve">”</w:t>
+      </w:r>
+    </w:p>
+    <w:p>
+      <w:pPr>
+        <w:pStyle w:val="BodyText"/>
+      </w:pPr>
+      <w:r>
+        <w:t xml:space="preserve">E funcionou. Uns três meses. E me deu uma esperança burra, de moleque. Eu engolindo o azulzinho no carro, olhando pro relógio, como se foder a minha própria mulher tivesse virado operação militar. Só que cada pílula tirava mais um pedaço da alma da coisa. Coisa de robô. Eu tô duro, mas eu não tô ali. E aí, no quarto mês, veio a noite que me quebrou ao meio.</w:t>
+      </w:r>
+    </w:p>
+    <w:p>
+      <w:pPr>
+        <w:pStyle w:val="BodyText"/>
+      </w:pPr>
+      <w:r>
+        <w:t xml:space="preserve">Ela na cama, de costas pro espelho, passando a escova no cabelo. Eu chego por trás. Abro o roupão. Agarro aqueles peitos, mão cheia, transbordando entre os dedos. Ela deixou. Eu em cima dela que nem touro no cocho. Ela deixou. Deito ela, puxo a calcinha pro lado… e quando encosto a cabeça do meu pau na entrada dela, ele dobrou. Não foi amolecendo devagar. Dobrou. Igual macarrão cozido. Eu empurro, escorrega pra fora. Pego na mão, esfrego nela, tentando encher aquilo. Nada. Não enchia.</w:t>
+      </w:r>
+    </w:p>
+    <w:p>
+      <w:pPr>
+        <w:pStyle w:val="BodyText"/>
+      </w:pPr>
+      <w:r>
+        <w:t xml:space="preserve">Ela ficou parada. Uns cinco segundos. Aí botou a mão em cima da minha e tirou o meu pau de perto dela. Devagar. Com carinho. Não foi nojo. Não foi raiva. Foi carinho, mano. Igual quem tira uma criança chorando do colo.</w:t>
+      </w:r>
+    </w:p>
+    <w:p>
+      <w:pPr>
+        <w:pStyle w:val="BodyText"/>
+      </w:pPr>
+      <w:r>
+        <w:t xml:space="preserve">E o meu pau ali, largado na mão dela. Mole. Quente do remédio que entrou no sangue mas não chegou onde tinha que chegar. E ela disse:</w:t>
+      </w:r>
+      <w:r>
+        <w:t xml:space="preserve"> </w:t>
+      </w:r>
+      <w:r>
+        <w:t xml:space="preserve">“</w:t>
+      </w:r>
+      <w:r>
+        <w:t xml:space="preserve">Tá tudo bem, Mike. Vamos dormir.</w:t>
+      </w:r>
+      <w:r>
+        <w:t xml:space="preserve">”</w:t>
+      </w:r>
+    </w:p>
+    <w:p>
+      <w:pPr>
+        <w:pStyle w:val="BodyText"/>
+      </w:pPr>
+      <w:r>
+        <w:t xml:space="preserve">A frase mais castradora da minha vida. Pior que vaia. Pior que qualquer processo. Pior que dois divórcios. Porque mulher sendo carinhosa com o homem que ela parou de desejar? É a execução mais limpa que existe. Sem sangue. Você só tá morto.</w:t>
+      </w:r>
+    </w:p>
+    <w:p>
+      <w:pPr>
+        <w:pStyle w:val="BodyText"/>
+      </w:pPr>
+      <w:r>
+        <w:t xml:space="preserve">Mas eu não parei aí. O segundo médico falou:</w:t>
+      </w:r>
+      <w:r>
+        <w:t xml:space="preserve"> </w:t>
+      </w:r>
+      <w:r>
+        <w:t xml:space="preserve">“</w:t>
+      </w:r>
+      <w:r>
+        <w:t xml:space="preserve">Esquece Viagra, Mike. O segredo é TRT.</w:t>
+      </w:r>
+      <w:r>
+        <w:t xml:space="preserve">”</w:t>
+      </w:r>
+      <w:r>
+        <w:t xml:space="preserve"> </w:t>
+      </w:r>
+      <w:r>
+        <w:t xml:space="preserve">Resultado? Três meses e quinze mil dólares depois, meu fígado acendeu o alerta e ele mandou parar na hora. E a broxeira voltou pior. Agora nem o azulzinho levantava mais nada. Eu até tentei a minha própria erva. Relaxou. Não levantou porra nenhuma.</w:t>
+      </w:r>
+    </w:p>
+    <w:p>
+      <w:pPr>
+        <w:pStyle w:val="BodyText"/>
+      </w:pPr>
+      <w:r>
+        <w:t xml:space="preserve">Comecei a fugir da academia onde treinei dez anos. Falava pra todo mundo que era pra</w:t>
+      </w:r>
+      <w:r>
+        <w:t xml:space="preserve"> </w:t>
+      </w:r>
+      <w:r>
+        <w:t xml:space="preserve">“</w:t>
+      </w:r>
+      <w:r>
+        <w:t xml:space="preserve">ganhar tempo</w:t>
+      </w:r>
+      <w:r>
+        <w:t xml:space="preserve">”</w:t>
+      </w:r>
+      <w:r>
+        <w:t xml:space="preserve">. A real? Eu não aguentava mais ficar pelado naquele vestiário do lado de um cara de 45 com o pau batendo na coxa. O espelho começou a doer, mano. O espelho. E aquilo ainda nem era o pior.</w:t>
+      </w:r>
+    </w:p>
+    <w:p>
+      <w:pPr>
+        <w:pStyle w:val="BodyText"/>
+      </w:pPr>
+      <w:r>
         <w:t xml:space="preserve">Aí veio o camp.</w:t>
       </w:r>
     </w:p>
@@ -964,7 +1352,7 @@
         <w:t xml:space="preserve"> </w:t>
       </w:r>
       <w:r>
-        <w:t xml:space="preserve">Tá tudo bem. Essas duas palavras. Homem aguenta muita coisa, mas homem não aguenta um</w:t>
+        <w:t xml:space="preserve">De novo. As mesmas palavras daquela noite da pílula. Homem aguenta muita coisa, mas homem não aguenta um</w:t>
       </w:r>
       <w:r>
         <w:t xml:space="preserve"> </w:t>
@@ -982,7 +1370,7 @@
         <w:t xml:space="preserve"> </w:t>
       </w:r>
       <w:r>
-        <w:t xml:space="preserve">da própria mulher.</w:t>
+        <w:t xml:space="preserve">da própria mulher duas vezes.</w:t>
       </w:r>
     </w:p>
     <w:p>
@@ -1789,6 +2177,188 @@
               <w:jc w:val="left"/>
             </w:pPr>
             <w:r>
+              <w:t xml:space="preserve">Soluções comuns (v3)</w:t>
+            </w:r>
+          </w:p>
+        </w:tc>
+        <w:tc>
+          <w:tcPr/>
+          <w:p>
+            <w:pPr>
+              <w:pStyle w:val="Compact"/>
+              <w:jc w:val="left"/>
+            </w:pPr>
+            <w:r>
+              <w:t xml:space="preserve">(não havia; Soda Horse não desqualifica soluções na emotional)</w:t>
+            </w:r>
+          </w:p>
+        </w:tc>
+        <w:tc>
+          <w:tcPr/>
+          <w:p>
+            <w:pPr>
+              <w:pStyle w:val="Compact"/>
+              <w:jc w:val="left"/>
+            </w:pPr>
+            <w:r>
+              <w:t xml:space="preserve">“</w:t>
+            </w:r>
+            <w:r>
+              <w:t xml:space="preserve">First one charged me five grand to tell me: Mike, Viagra.</w:t>
+            </w:r>
+            <w:r>
+              <w:t xml:space="preserve">”</w:t>
+            </w:r>
+            <w:r>
+              <w:t xml:space="preserve"> </w:t>
+            </w:r>
+            <w:r>
+              <w:t xml:space="preserve">·</w:t>
+            </w:r>
+            <w:r>
+              <w:t xml:space="preserve"> </w:t>
+            </w:r>
+            <w:r>
+              <w:t xml:space="preserve">“</w:t>
+            </w:r>
+            <w:r>
+              <w:t xml:space="preserve">like fucking my own wife turned into a military operation</w:t>
+            </w:r>
+            <w:r>
+              <w:t xml:space="preserve">”</w:t>
+            </w:r>
+            <w:r>
+              <w:t xml:space="preserve"> </w:t>
+            </w:r>
+            <w:r>
+              <w:t xml:space="preserve">·</w:t>
+            </w:r>
+            <w:r>
+              <w:t xml:space="preserve"> </w:t>
+            </w:r>
+            <w:r>
+              <w:t xml:space="preserve">“</w:t>
+            </w:r>
+            <w:r>
+              <w:t xml:space="preserve">Robot shit. I’m hard, but I ain’t there.</w:t>
+            </w:r>
+            <w:r>
+              <w:t xml:space="preserve">”</w:t>
+            </w:r>
+            <w:r>
+              <w:t xml:space="preserve"> </w:t>
+            </w:r>
+            <w:r>
+              <w:t xml:space="preserve">·</w:t>
+            </w:r>
+            <w:r>
+              <w:t xml:space="preserve"> </w:t>
+            </w:r>
+            <w:r>
+              <w:t xml:space="preserve">“</w:t>
+            </w:r>
+            <w:r>
+              <w:t xml:space="preserve">Like a cooked noodle.</w:t>
+            </w:r>
+            <w:r>
+              <w:t xml:space="preserve">”</w:t>
+            </w:r>
+            <w:r>
+              <w:t xml:space="preserve"> </w:t>
+            </w:r>
+            <w:r>
+              <w:t xml:space="preserve">·</w:t>
+            </w:r>
+            <w:r>
+              <w:t xml:space="preserve"> </w:t>
+            </w:r>
+            <w:r>
+              <w:t xml:space="preserve">“</w:t>
+            </w:r>
+            <w:r>
+              <w:t xml:space="preserve">Like you take a crying baby off your lap.</w:t>
+            </w:r>
+            <w:r>
+              <w:t xml:space="preserve">”</w:t>
+            </w:r>
+            <w:r>
+              <w:t xml:space="preserve"> </w:t>
+            </w:r>
+            <w:r>
+              <w:t xml:space="preserve">·</w:t>
+            </w:r>
+            <w:r>
+              <w:t xml:space="preserve"> </w:t>
+            </w:r>
+            <w:r>
+              <w:t xml:space="preserve">“</w:t>
+            </w:r>
+            <w:r>
+              <w:t xml:space="preserve">No blood. You just dead.</w:t>
+            </w:r>
+            <w:r>
+              <w:t xml:space="preserve">”</w:t>
+            </w:r>
+            <w:r>
+              <w:t xml:space="preserve"> </w:t>
+            </w:r>
+            <w:r>
+              <w:t xml:space="preserve">·</w:t>
+            </w:r>
+            <w:r>
+              <w:t xml:space="preserve"> </w:t>
+            </w:r>
+            <w:r>
+              <w:t xml:space="preserve">“</w:t>
+            </w:r>
+            <w:r>
+              <w:t xml:space="preserve">The mirror started hurting, bro. The mirror.</w:t>
+            </w:r>
+            <w:r>
+              <w:t xml:space="preserve">”</w:t>
+            </w:r>
+          </w:p>
+        </w:tc>
+        <w:tc>
+          <w:tcPr/>
+          <w:p>
+            <w:pPr>
+              <w:pStyle w:val="Compact"/>
+              <w:jc w:val="left"/>
+            </w:pPr>
+            <w:r>
+              <w:t xml:space="preserve">Padrão Alpha Erec (Viagra 3 meses → a noite →</w:t>
+            </w:r>
+            <w:r>
+              <w:t xml:space="preserve"> </w:t>
+            </w:r>
+            <w:r>
+              <w:t xml:space="preserve">“</w:t>
+            </w:r>
+            <w:r>
+              <w:t xml:space="preserve">it’s okay</w:t>
+            </w:r>
+            <w:r>
+              <w:t xml:space="preserve">”</w:t>
+            </w:r>
+            <w:r>
+              <w:t xml:space="preserve"> </w:t>
+            </w:r>
+            <w:r>
+              <w:t xml:space="preserve">→ TRT → vestiário) na voz do Mike; VOC: o relógio no carro, o robô, o vestiário</w:t>
+            </w:r>
+          </w:p>
+        </w:tc>
+      </w:tr>
+      <w:tr>
+        <w:tc>
+          <w:tcPr/>
+          <w:p>
+            <w:pPr>
+              <w:pStyle w:val="Compact"/>
+              <w:jc w:val="left"/>
+            </w:pPr>
+            <w:r>
               <w:t xml:space="preserve">O hóspede</w:t>
             </w:r>
           </w:p>
@@ -2391,7 +2961,61 @@
           <w:bCs/>
           <w:b/>
         </w:rPr>
-        <w:t xml:space="preserve">Picos de legenda grande (9):</w:t>
+        <w:t xml:space="preserve">Picos de legenda grande (12):</w:t>
+      </w:r>
+      <w:r>
+        <w:t xml:space="preserve"> </w:t>
+      </w:r>
+      <w:r>
+        <w:t xml:space="preserve">“</w:t>
+      </w:r>
+      <w:r>
+        <w:t xml:space="preserve">MILITARY OPERATION</w:t>
+      </w:r>
+      <w:r>
+        <w:t xml:space="preserve">”</w:t>
+      </w:r>
+      <w:r>
+        <w:t xml:space="preserve"> </w:t>
+      </w:r>
+      <w:r>
+        <w:t xml:space="preserve">·</w:t>
+      </w:r>
+      <w:r>
+        <w:t xml:space="preserve"> </w:t>
+      </w:r>
+      <w:r>
+        <w:t xml:space="preserve">“</w:t>
+      </w:r>
+      <w:r>
+        <w:t xml:space="preserve">It bent.</w:t>
+      </w:r>
+      <w:r>
+        <w:t xml:space="preserve">”</w:t>
+      </w:r>
+      <w:r>
+        <w:t xml:space="preserve"> </w:t>
+      </w:r>
+      <w:r>
+        <w:t xml:space="preserve">(amarelo itálico) ·</w:t>
+      </w:r>
+      <w:r>
+        <w:t xml:space="preserve"> </w:t>
+      </w:r>
+      <w:r>
+        <w:t xml:space="preserve">“</w:t>
+      </w:r>
+      <w:r>
+        <w:t xml:space="preserve">THE CLEANEST EXECUTION THERE IS</w:t>
+      </w:r>
+      <w:r>
+        <w:t xml:space="preserve">”</w:t>
+      </w:r>
+      <w:r>
+        <w:t xml:space="preserve"> </w:t>
+      </w:r>
+      <w:r>
+        <w:t xml:space="preserve">·</w:t>
       </w:r>
       <w:r>
         <w:t xml:space="preserve"> </w:t>

--- a/analise-ed/copy/VSL_SodaFil_02_Emotional.docx
+++ b/analise-ed/copy/VSL_SodaFil_02_Emotional.docx
@@ -227,40 +227,7 @@
         <w:t xml:space="preserve">”</w:t>
       </w:r>
       <w:r>
-        <w:t xml:space="preserve">). Sem nome de esposa:</w:t>
-      </w:r>
-      <w:r>
-        <w:t xml:space="preserve"> </w:t>
-      </w:r>
-      <w:r>
-        <w:t xml:space="preserve">“</w:t>
-      </w:r>
-      <w:r>
-        <w:t xml:space="preserve">Lakiha</w:t>
-      </w:r>
-      <w:r>
-        <w:t xml:space="preserve">”</w:t>
-      </w:r>
-      <w:r>
-        <w:t xml:space="preserve"> </w:t>
-      </w:r>
-      <w:r>
-        <w:t xml:space="preserve">do texto-base virou</w:t>
-      </w:r>
-      <w:r>
-        <w:t xml:space="preserve"> </w:t>
-      </w:r>
-      <w:r>
-        <w:t xml:space="preserve">“</w:t>
-      </w:r>
-      <w:r>
-        <w:t xml:space="preserve">ela / minha mulher</w:t>
-      </w:r>
-      <w:r>
-        <w:t xml:space="preserve">”</w:t>
-      </w:r>
-      <w:r>
-        <w:t xml:space="preserve">.</w:t>
+        <w:t xml:space="preserve">). Decisão do Marcos (12/10): a esposa pode ser nomeada: Lakiha. O rosto continua fora da câmera.</w:t>
       </w:r>
       <w:r>
         <w:t xml:space="preserve"> </w:t>
@@ -396,7 +363,7 @@
         <w:pStyle w:val="BodyText"/>
       </w:pPr>
       <w:r>
-        <w:t xml:space="preserve">It started with her back. About two years ago my wife started turning her back on me. And at first it was just a look.</w:t>
+        <w:t xml:space="preserve">It started with her back. About two years ago Lakiha started turning her back on me. And at first it was just a look.</w:t>
       </w:r>
     </w:p>
     <w:p>
@@ -510,15 +477,15 @@
         <w:pStyle w:val="BodyText"/>
       </w:pPr>
       <w:r>
-        <w:t xml:space="preserve">She’s on the bed, back to the mirror, brushing her hair. I come up behind her. Open the robe. Grab them titties, full hand, spilling over my fingers. She let me. I’m on her like a bull at the trough. She let me. I lay her down, pull the panties to the side… and when I put the head of my dick at her door, it bent. Didn’t go soft slow. Bent. Like a cooked noodle. I push, it slides out. I grab it, rub it on her, trying to pump it up. Nothing. It wouldn’t fill.</w:t>
-      </w:r>
-    </w:p>
-    <w:p>
-      <w:pPr>
-        <w:pStyle w:val="BodyText"/>
-      </w:pPr>
-      <w:r>
-        <w:t xml:space="preserve">She stayed still. Maybe five seconds. Then she put her hand on top of mine and moved my dick away from her. Slow. Gentle. Wasn’t disgust. Wasn’t mad. It was gentle, bro. Like you take a crying baby off your lap.</w:t>
+        <w:t xml:space="preserve">Lakiha’s on the bed, back to the mirror, brushing her hair. I come up behind her. Open the robe. Grab them titties, full hand, spilling over my fingers. She let me. I’m on her like a bull at the trough. She let me. I lay her down, pull the panties to the side… and when I put the head of my dick at her door, it bent. Didn’t go soft slow. Bent. Like a cooked noodle. I push, it slides out. I grab it, rub it on her, trying to pump it up. Nothing. It wouldn’t fill.</w:t>
+      </w:r>
+    </w:p>
+    <w:p>
+      <w:pPr>
+        <w:pStyle w:val="BodyText"/>
+      </w:pPr>
+      <w:r>
+        <w:t xml:space="preserve">Lakiha stayed still. Maybe five seconds. Then she put her hand on top of mine and moved my dick away from her. Slow. Gentle. Wasn’t disgust. Wasn’t mad. It was gentle, bro. Like you take a crying baby off your lap.</w:t>
       </w:r>
     </w:p>
     <w:p>
@@ -825,7 +792,7 @@
         <w:pStyle w:val="BodyText"/>
       </w:pPr>
       <w:r>
-        <w:t xml:space="preserve">But every story has two sides. And before I went anywhere near the science, I was missing the side that Mike could never give me. Hers. So I went after her. We talked for hours, and she let me record part of it, as long as I kept her face off the camera. Pay very close attention to what she’s about to say. Because this isn’t just about Mike. Half the marriages in this country end. And a lot of them don’t die in a fight. They die exactly like this. In silence. Inside the bedroom. It could be yours.</w:t>
+        <w:t xml:space="preserve">But every story has two sides. And before I went anywhere near the science, I was missing the side that Mike could never give me. Hers. So I went after Lakiha. We talked for hours, and she let me record part of it, as long as I kept her face off the camera. Pay very close attention to what she’s about to say. Because this isn’t just about Mike. Half the marriages in this country end. And a lot of them don’t die in a fight. They die exactly like this. In silence. Inside the bedroom. It could be yours.</w:t>
       </w:r>
     </w:p>
     <w:p>
@@ -837,7 +804,7 @@
           <w:bCs/>
           <w:b/>
         </w:rPr>
-        <w:t xml:space="preserve">MIKE’S WIFE (voice, back to camera):</w:t>
+        <w:t xml:space="preserve">LAKIHA (voice, back to camera):</w:t>
       </w:r>
       <w:r>
         <w:t xml:space="preserve"> </w:t>
@@ -889,7 +856,7 @@
           <w:bCs/>
           <w:b/>
         </w:rPr>
-        <w:t xml:space="preserve">MIKE’S WIFE (voice):</w:t>
+        <w:t xml:space="preserve">LAKIHA (voice):</w:t>
       </w:r>
       <w:r>
         <w:t xml:space="preserve"> </w:t>
@@ -1022,7 +989,7 @@
         <w:pStyle w:val="BodyText"/>
       </w:pPr>
       <w:r>
-        <w:t xml:space="preserve">Começou com as costas dela. Uns dois anos atrás, a minha mulher começou a virar as costas pra mim. E no começo era só um olhar.</w:t>
+        <w:t xml:space="preserve">Começou com as costas dela. Uns dois anos atrás, a Lakiha começou a virar as costas pra mim. E no começo era só um olhar.</w:t>
       </w:r>
     </w:p>
     <w:p>
@@ -1136,15 +1103,15 @@
         <w:pStyle w:val="BodyText"/>
       </w:pPr>
       <w:r>
-        <w:t xml:space="preserve">Ela na cama, de costas pro espelho, passando a escova no cabelo. Eu chego por trás. Abro o roupão. Agarro aqueles peitos, mão cheia, transbordando entre os dedos. Ela deixou. Eu em cima dela que nem touro no cocho. Ela deixou. Deito ela, puxo a calcinha pro lado… e quando encosto a cabeça do meu pau na entrada dela, ele dobrou. Não foi amolecendo devagar. Dobrou. Igual macarrão cozido. Eu empurro, escorrega pra fora. Pego na mão, esfrego nela, tentando encher aquilo. Nada. Não enchia.</w:t>
-      </w:r>
-    </w:p>
-    <w:p>
-      <w:pPr>
-        <w:pStyle w:val="BodyText"/>
-      </w:pPr>
-      <w:r>
-        <w:t xml:space="preserve">Ela ficou parada. Uns cinco segundos. Aí botou a mão em cima da minha e tirou o meu pau de perto dela. Devagar. Com carinho. Não foi nojo. Não foi raiva. Foi carinho, mano. Igual quem tira uma criança chorando do colo.</w:t>
+        <w:t xml:space="preserve">A Lakiha na cama, de costas pro espelho, passando a escova no cabelo. Eu chego por trás. Abro o roupão. Agarro aqueles peitos, mão cheia, transbordando entre os dedos. Ela deixou. Eu em cima dela que nem touro no cocho. Ela deixou. Deito ela, puxo a calcinha pro lado… e quando encosto a cabeça do meu pau na entrada dela, ele dobrou. Não foi amolecendo devagar. Dobrou. Igual macarrão cozido. Eu empurro, escorrega pra fora. Pego na mão, esfrego nela, tentando encher aquilo. Nada. Não enchia.</w:t>
+      </w:r>
+    </w:p>
+    <w:p>
+      <w:pPr>
+        <w:pStyle w:val="BodyText"/>
+      </w:pPr>
+      <w:r>
+        <w:t xml:space="preserve">A Lakiha ficou parada. Uns cinco segundos. Aí botou a mão em cima da minha e tirou o meu pau de perto dela. Devagar. Com carinho. Não foi nojo. Não foi raiva. Foi carinho, mano. Igual quem tira uma criança chorando do colo.</w:t>
       </w:r>
     </w:p>
     <w:p>
@@ -1448,7 +1415,7 @@
         <w:pStyle w:val="BodyText"/>
       </w:pPr>
       <w:r>
-        <w:t xml:space="preserve">Mas toda história tem dois lados. E antes de chegar perto da ciência, estava me faltando o lado que o Mike nunca poderia me dar. O dela. Então fui atrás dela. Conversamos por horas, e ela me deixou gravar um trecho, desde que o rosto dela ficasse fora da câmera. Presta muita atenção no que ela vai dizer. Porque isso não é só sobre o Mike. Metade dos casamentos deste país acaba. E muitos deles não morrem numa briga. Morrem exatamente assim. Em silêncio. Dentro do quarto. Pode ser o seu.</w:t>
+        <w:t xml:space="preserve">Mas toda história tem dois lados. E antes de chegar perto da ciência, estava me faltando o lado que o Mike nunca poderia me dar. O dela. Então fui atrás da Lakiha. Conversamos por horas, e ela me deixou gravar um trecho, desde que o rosto dela ficasse fora da câmera. Presta muita atenção no que ela vai dizer. Porque isso não é só sobre o Mike. Metade dos casamentos deste país acaba. E muitos deles não morrem numa briga. Morrem exatamente assim. Em silêncio. Dentro do quarto. Pode ser o seu.</w:t>
       </w:r>
     </w:p>
     <w:p>
@@ -1460,7 +1427,7 @@
           <w:bCs/>
           <w:b/>
         </w:rPr>
-        <w:t xml:space="preserve">ESPOSA DO MIKE (voz, de costas):</w:t>
+        <w:t xml:space="preserve">LAKIHA (voz, de costas):</w:t>
       </w:r>
       <w:r>
         <w:t xml:space="preserve"> </w:t>
@@ -1512,7 +1479,7 @@
           <w:bCs/>
           <w:b/>
         </w:rPr>
-        <w:t xml:space="preserve">ESPOSA DO MIKE (voz):</w:t>
+        <w:t xml:space="preserve">LAKIHA (voz):</w:t>
       </w:r>
       <w:r>
         <w:t xml:space="preserve"> </w:t>
@@ -2949,7 +2916,7 @@
         <w:t xml:space="preserve"> </w:t>
       </w:r>
       <w:r>
-        <w:t xml:space="preserve">(risco de plataforma e de deepfake). Nenhum nome de esposa; rosto dela nunca aparece.</w:t>
+        <w:t xml:space="preserve">(risco de plataforma e de deepfake). Esposa nomeada (Lakiha, decisão de 12/10); rosto dela nunca aparece.</w:t>
       </w:r>
     </w:p>
     <w:p>

--- a/analise-ed/copy/VSL_SodaFil_02_Emotional.docx
+++ b/analise-ed/copy/VSL_SodaFil_02_Emotional.docx
@@ -237,6 +237,56 @@
           <w:bCs/>
           <w:b/>
         </w:rPr>
+        <w:t xml:space="preserve">Nova abordagem (12/10, ordem do Marcos):</w:t>
+      </w:r>
+      <w:r>
+        <w:t xml:space="preserve"> </w:t>
+      </w:r>
+      <w:r>
+        <w:t xml:space="preserve">o Mike</w:t>
+      </w:r>
+      <w:r>
+        <w:t xml:space="preserve"> </w:t>
+      </w:r>
+      <w:r>
+        <w:rPr>
+          <w:bCs/>
+          <w:b/>
+        </w:rPr>
+        <w:t xml:space="preserve">comprou um rancho em Fort Worth</w:t>
+      </w:r>
+      <w:r>
+        <w:t xml:space="preserve"> </w:t>
+      </w:r>
+      <w:r>
+        <w:t xml:space="preserve">oito semanas antes de Arlington para ser a base do camp contra o Jake Paul. Fort Worth é a cidade dos Longhorn, a 20 minutos do estádio. O gado, o capataz velho (40 anos tocando o lugar) e os peões vieram com a compra. O rival trabalha para o Mike; a câmera é da casa do Mike; o galpão com o saco é do Mike;</w:t>
+      </w:r>
+      <w:r>
+        <w:t xml:space="preserve"> </w:t>
+      </w:r>
+      <w:r>
+        <w:t xml:space="preserve">“</w:t>
+      </w:r>
+      <w:r>
+        <w:t xml:space="preserve">a casa que o nome do meu marido pagou</w:t>
+      </w:r>
+      <w:r>
+        <w:t xml:space="preserve">”</w:t>
+      </w:r>
+      <w:r>
+        <w:t xml:space="preserve"> </w:t>
+      </w:r>
+      <w:r>
+        <w:t xml:space="preserve">é literal.</w:t>
+      </w:r>
+      <w:r>
+        <w:t xml:space="preserve"> </w:t>
+      </w:r>
+      <w:r>
+        <w:rPr>
+          <w:bCs/>
+          <w:b/>
+        </w:rPr>
         <w:t xml:space="preserve">Entra depois de:</w:t>
       </w:r>
       <w:r>
@@ -581,7 +631,7 @@
         <w:pStyle w:val="BodyText"/>
       </w:pPr>
       <w:r>
-        <w:t xml:space="preserve">September. Eight weeks before Arlington. We set up on a Longhorn ranch outside of town. The old man that owns it, good dude, gave us the big house. My wife came with me. To take care of me, she said. And first Saturday, barbecue, here come this ranch hand. Thirty years old. Rides bulls. Hands like a damn shovel. He’s at my table. Laughing at my jokes. Drinking my beer. Fixing the shower upstairs while I’m getting punched in the face six hours a day. And she laughing at some dumb shit he said in a way I ain’t heard her laugh in two years.</w:t>
+        <w:t xml:space="preserve">Eight weeks before Arlington, I bought a ranch in Fort Worth. Twenty minutes from the stadium. Longhorn country. Two hundred head of cattle came with it, and so did the people. An old foreman who’d been running the place for forty years, and his ranch hands. I made it my base for the Jake Paul camp. My wife came with me. To take care of me, she said. And first Saturday, barbecue, here come this ranch hand. Thirty years old. Rides bulls. Hands like a damn shovel. Works for me now, technically. He’s at my table. Laughing at my jokes. Drinking my beer. Fixing the shower upstairs while I’m getting punched in the face six hours a day. And she laughing at some dumb shit he said in a way I ain’t heard her laugh in two years.</w:t>
       </w:r>
     </w:p>
     <w:p>
@@ -654,7 +704,7 @@
         <w:pStyle w:val="BodyText"/>
       </w:pPr>
       <w:r>
-        <w:t xml:space="preserve">Kid comes in the back door of my kitchen. Got a tin can. Mixes some kind of white powder in a glass at my sink. Looks at the clock on the wall. Drinks it. Wipes my counter. And walks up my stairs like the house is his. And the hallway camera got a mic, Andrew. The worst part wasn’t what I saw. It’s what I heard. My wife moaning so loud it came down the stairs and into the kitchen.</w:t>
+        <w:t xml:space="preserve">Kid comes in the back door of my kitchen. My kitchen, in my ranch, that I paid for. Got a tin can. Mixes some kind of white powder in a glass at my sink. Looks at the clock on the wall. Drinks it. Wipes my counter. And walks up my stairs like the house is his. And the hallway camera got a mic, Andrew. The worst part wasn’t what I saw. It’s what I heard. My wife moaning so loud it came down the stairs and into the kitchen.</w:t>
       </w:r>
     </w:p>
     <w:p>
@@ -844,7 +894,7 @@
         <w:t xml:space="preserve"> </w:t>
       </w:r>
       <w:r>
-        <w:t xml:space="preserve">She didn’t leave him. Not yet. But she’d already left the bed. And the man she left it for slept two hundred yards from Mike’s front door, on a ranch, with the bulls. Hold on to that detail. The ranch. Because that day I didn’t pay attention to it either. But that kid worked those cattle every morning, and as I’d only understand much later, it was exactly from the world of those bulls that he took the secret that stole Mike Tyson’s wife.</w:t>
+        <w:t xml:space="preserve">She didn’t leave him. Not yet. But she’d already left the bed. And the man she left it for slept two hundred yards from Mike’s front door, in the bunkhouse, with the bulls. On Mike’s own ranch. Hold on to that detail. The ranch. Because that day I didn’t pay attention to it either. But that kid worked Mike’s cattle every morning, and as I’d only understand much later, it was exactly from the world of those bulls that he took the secret that stole Mike Tyson’s wife.</w:t>
       </w:r>
     </w:p>
     <w:p>
@@ -880,7 +930,7 @@
         <w:t xml:space="preserve"> </w:t>
       </w:r>
       <w:r>
-        <w:t xml:space="preserve">And that’s the cruelest part of all. Mike was on that ranch for eight weeks. He walked past that barn every single morning. The thing that could have saved him was fifty feet from where he trained. And it was the outsider, the kid, who saw what Mike never saw.</w:t>
+        <w:t xml:space="preserve">And that’s the cruelest part of all. Mike owned that ranch. He walked past his own barn every single morning for eight weeks. The thing that could have saved him was fifty feet from where he trained, on land with his name on the deed. And it was the outsider, the kid, who saw what Mike never saw.</w:t>
       </w:r>
     </w:p>
     <w:p>
@@ -912,7 +962,7 @@
         <w:pStyle w:val="BodyText"/>
       </w:pPr>
       <w:r>
-        <w:t xml:space="preserve">I left that ranch with two questions nailed into my head. The first: what is this thing that kills a man’s tissue from the inside, in silence, without him even feeling it, until it locks his erection and steals his size along with it? And the second: what did that kid take out of that barn that brought his back?</w:t>
+        <w:t xml:space="preserve">I left Fort Worth with two questions nailed into my head. The first: what is this thing that kills a man’s tissue from the inside, in silence, without him even feeling it, until it locks his erection and steals his size along with it? And the second: what did that kid take out of that barn that brought his back?</w:t>
       </w:r>
     </w:p>
     <w:p>
@@ -1204,7 +1254,7 @@
         <w:pStyle w:val="BodyText"/>
       </w:pPr>
       <w:r>
-        <w:t xml:space="preserve">Setembro. Oito semanas antes de Arlington. A gente montou num rancho de Longhorn fora da cidade. O velho dono, cara bom, cedeu a casa grande. Minha mulher foi junto. Pra cuidar de mim, ela disse. E no primeiro sábado, churrasco, aparece esse peão. Trinta anos. Monta touro. Mão do tamanho de uma pá. Na minha mesa. Rindo das minhas piadas. Bebendo a minha cerveja. Consertando o chuveiro lá em cima enquanto eu tomo soco na cara seis horas por dia. E ela rindo de uma besteira que ele falou de um jeito que eu não ouvia ela rir há dois anos.</w:t>
+        <w:t xml:space="preserve">Oito semanas antes de Arlington, eu comprei um rancho em Fort Worth. Vinte minutos do estádio. Terra de Longhorn. Vieram duzentas cabeças de gado junto, e veio o pessoal também. Um capataz velho que tocava aquilo há quarenta anos, e os peões dele. Fiz dali a minha base pro camp do Jake Paul. Minha mulher foi junto. Pra cuidar de mim, ela disse. E no primeiro sábado, churrasco, aparece esse peão. Trinta anos. Monta touro. Mão do tamanho de uma pá. Tecnicamente, trabalha pra mim agora. Na minha mesa. Rindo das minhas piadas. Bebendo a minha cerveja. Consertando o chuveiro lá em cima enquanto eu tomo soco na cara seis horas por dia. E ela rindo de uma besteira que ele falou de um jeito que eu não ouvia ela rir há dois anos.</w:t>
       </w:r>
     </w:p>
     <w:p>
@@ -1277,7 +1327,7 @@
         <w:pStyle w:val="BodyText"/>
       </w:pPr>
       <w:r>
-        <w:t xml:space="preserve">O moleque entra pela porta dos fundos da minha cozinha. Com uma lata. Mistura um pó branco num copo na minha pia. Olha o relógio da parede. Bebe. Limpa a minha bancada. E sobe a minha escada como se a casa fosse dele. E a câmera do corredor tem microfone, Andrew. O pior não foi o que eu vi. Foi o que eu ouvi. A minha mulher gemendo tão alto que descia a escada e chegava na cozinha.</w:t>
+        <w:t xml:space="preserve">O moleque entra pela porta dos fundos da minha cozinha. Minha cozinha, no meu rancho, que eu paguei. Com uma lata. Mistura um pó branco num copo na minha pia. Olha o relógio da parede. Bebe. Limpa a minha bancada. E sobe a minha escada como se a casa fosse dele. E a câmera do corredor tem microfone, Andrew. O pior não foi o que eu vi. Foi o que eu ouvi. A minha mulher gemendo tão alto que descia a escada e chegava na cozinha.</w:t>
       </w:r>
     </w:p>
     <w:p>
@@ -1467,7 +1517,7 @@
         <w:t xml:space="preserve"> </w:t>
       </w:r>
       <w:r>
-        <w:t xml:space="preserve">Ela não deixou o Mike. Ainda não. Mas já tinha deixado a cama. E o homem por quem ela deixou dormia a duzentos metros da porta do Mike, num rancho, com os touros. Guarda esse detalhe. O rancho. Porque naquele dia eu também não prestei atenção. Mas aquele moleque lidava com aquele gado toda manhã, e, como eu só entenderia muito depois, foi exatamente do mundo daqueles touros que ele tirou o segredo que roubou a mulher do Mike Tyson.</w:t>
+        <w:t xml:space="preserve">Ela não deixou o Mike. Ainda não. Mas já tinha deixado a cama. E o homem por quem ela deixou dormia a duzentos metros da porta do Mike, no alojamento dos peões, com os touros. No rancho do próprio Mike. Guarda esse detalhe. O rancho. Porque naquele dia eu também não prestei atenção. Mas aquele moleque lidava com o gado do Mike toda manhã, e, como eu só entenderia muito depois, foi exatamente do mundo daqueles touros que ele tirou o segredo que roubou a mulher do Mike Tyson.</w:t>
       </w:r>
     </w:p>
     <w:p>
@@ -1503,7 +1553,7 @@
         <w:t xml:space="preserve"> </w:t>
       </w:r>
       <w:r>
-        <w:t xml:space="preserve">E essa é a parte mais cruel de todas. O Mike passou oito semanas naquele rancho. Passou na frente daquele galpão toda santa manhã. A coisa que podia ter salvado ele estava a quinze metros de onde ele treinava. E foi o de fora, o moleque, que enxergou o que o Mike nunca enxergou.</w:t>
+        <w:t xml:space="preserve">E essa é a parte mais cruel de todas. O rancho era do Mike. Ele passou na frente do próprio galpão toda santa manhã por oito semanas. A coisa que podia ter salvado ele estava a quinze metros de onde ele treinava, em terra com o nome dele na escritura. E foi o de fora, o moleque, que enxergou o que o Mike nunca enxergou.</w:t>
       </w:r>
     </w:p>
     <w:p>
@@ -1535,7 +1585,7 @@
         <w:pStyle w:val="BodyText"/>
       </w:pPr>
       <w:r>
-        <w:t xml:space="preserve">Eu saí daquele rancho com duas perguntas cravadas na cabeça. A primeira: o que é essa coisa que mata o tecido de um homem por dentro, em silêncio, sem que ele nem sinta, até travar a ereção e roubar o tamanho junto? E a segunda: o que aquele moleque tirou daquele galpão que trouxe o dele de volta?</w:t>
+        <w:t xml:space="preserve">Eu saí de Fort Worth com duas perguntas cravadas na cabeça. A primeira: o que é essa coisa que mata o tecido de um homem por dentro, em silêncio, sem que ele nem sinta, até travar a ereção e roubar o tamanho junto? E a segunda: o que aquele moleque tirou daquele galpão que trouxe o dele de volta?</w:t>
       </w:r>
     </w:p>
     <w:p>

--- a/analise-ed/copy/VSL_SodaFil_02_Emotional.docx
+++ b/analise-ed/copy/VSL_SodaFil_02_Emotional.docx
@@ -680,7 +680,7 @@
         <w:t xml:space="preserve"> </w:t>
       </w:r>
       <w:r>
-        <w:t xml:space="preserve">every afternoon I got sparring. A smell in my truck that ain’t mine and ain’t hers. The house lost its color, man. Felt like a hotel room. I’m the guest.</w:t>
+        <w:t xml:space="preserve">every afternoon I got sparring. And halfway through camp, Netflix flew me to New York. Four days of press. Fallon, the morning shows, sitting next to Jake Paul telling the whole world what I’m gonna do to him. Four days off the ranch. And when I got back, the house was different. The smell was different. She was different. Hiding her phone. Cold. And her eyes, bro. Her eyes was telling on her. My own house lost its color. Felt like one more hotel room, like the ones I just left in New York. And I’m the guest.</w:t>
       </w:r>
     </w:p>
     <w:p>
@@ -1303,7 +1303,7 @@
         <w:t xml:space="preserve"> </w:t>
       </w:r>
       <w:r>
-        <w:t xml:space="preserve">toda tarde que eu tinha sparring. Um cheiro na minha caminhonete que não é meu e não é dela. A casa perdeu a cor, cara. Parecia quarto de hotel. E o hóspede era eu.</w:t>
+        <w:t xml:space="preserve">toda tarde que eu tinha sparring. E no meio do camp, a Netflix me levou pra Nova York. Quatro dias de imprensa. Fallon, os programas de manhã, sentado do lado do Jake Paul dizendo pro mundo inteiro o que eu ia fazer com ele. Quatro dias fora do rancho. E quando eu voltei, a casa tava diferente. O cheiro tava diferente. Ela tava diferente. Escondendo o celular. Fria. E os olhos dela, mano. Os olhos dela entregavam. A minha própria casa perdeu a cor. Parecia mais um quarto de hotel, igual os que eu tinha acabado de deixar em Nova York. E o hóspede era eu.</w:t>
       </w:r>
     </w:p>
     <w:p>
@@ -2376,6 +2376,77 @@
               <w:jc w:val="left"/>
             </w:pPr>
             <w:r>
+              <w:t xml:space="preserve">A viagem (Soda Horse 5.3a:</w:t>
+            </w:r>
+            <w:r>
+              <w:t xml:space="preserve"> </w:t>
+            </w:r>
+            <w:r>
+              <w:t xml:space="preserve">“</w:t>
+            </w:r>
+            <w:r>
+              <w:t xml:space="preserve">voltei de uma temporada e a casa estava diferente</w:t>
+            </w:r>
+            <w:r>
+              <w:t xml:space="preserve">”</w:t>
+            </w:r>
+            <w:r>
+              <w:t xml:space="preserve">)</w:t>
+            </w:r>
+          </w:p>
+        </w:tc>
+        <w:tc>
+          <w:tcPr/>
+          <w:p>
+            <w:pPr>
+              <w:pStyle w:val="Compact"/>
+              <w:jc w:val="left"/>
+            </w:pPr>
+            <w:r>
+              <w:t xml:space="preserve">(v2 não tinha a ausência)</w:t>
+            </w:r>
+          </w:p>
+        </w:tc>
+        <w:tc>
+          <w:tcPr/>
+          <w:p>
+            <w:pPr>
+              <w:pStyle w:val="Compact"/>
+              <w:jc w:val="left"/>
+            </w:pPr>
+            <w:r>
+              <w:t xml:space="preserve">“</w:t>
+            </w:r>
+            <w:r>
+              <w:t xml:space="preserve">Halfway through camp, Netflix flew me to New York. Four days of press. Fallon, the morning shows, sitting next to Jake Paul… Four days off the ranch. And when I got back, the house was different. The smell was different. She was different. … Her eyes was telling on her.</w:t>
+            </w:r>
+            <w:r>
+              <w:t xml:space="preserve">”</w:t>
+            </w:r>
+          </w:p>
+        </w:tc>
+        <w:tc>
+          <w:tcPr/>
+          <w:p>
+            <w:pPr>
+              <w:pStyle w:val="Compact"/>
+              <w:jc w:val="left"/>
+            </w:pPr>
+            <w:r>
+              <w:t xml:space="preserve">A temporada de filmagem do Costner vira a press tour da luta: 4 dias em Nova York, pública e verificável</w:t>
+            </w:r>
+          </w:p>
+        </w:tc>
+      </w:tr>
+      <w:tr>
+        <w:tc>
+          <w:tcPr/>
+          <w:p>
+            <w:pPr>
+              <w:pStyle w:val="Compact"/>
+              <w:jc w:val="left"/>
+            </w:pPr>
+            <w:r>
               <w:t xml:space="preserve">O hóspede</w:t>
             </w:r>
           </w:p>
@@ -2409,7 +2480,7 @@
               <w:t xml:space="preserve">“</w:t>
             </w:r>
             <w:r>
-              <w:t xml:space="preserve">+ I’m the guest.</w:t>
+              <w:t xml:space="preserve">Felt like one more hotel room, like the ones I just left in New York. And I’m the guest.</w:t>
             </w:r>
             <w:r>
               <w:t xml:space="preserve">”</w:t>
@@ -2424,7 +2495,7 @@
               <w:jc w:val="left"/>
             </w:pPr>
             <w:r>
-              <w:t xml:space="preserve">Imagem concreta</w:t>
+              <w:t xml:space="preserve">Imagem concreta, agora ligada à viagem</w:t>
             </w:r>
           </w:p>
         </w:tc>
